--- a/기획서/02. 세계관 및 설정/공식_설정.docx
+++ b/기획서/02. 세계관 및 설정/공식_설정.docx
@@ -1,12 +1,11 @@
 
 <file path=word/document.xml><?xml version="1.0" encoding="utf-8"?>
-<w:document xmlns:wpc="http://schemas.microsoft.com/office/word/2010/wordprocessingCanvas" xmlns:mc="http://schemas.openxmlformats.org/markup-compatibility/2006" xmlns:o="urn:schemas-microsoft-com:office:office" xmlns:r="http://schemas.openxmlformats.org/officeDocument/2006/relationships" xmlns:m="http://schemas.openxmlformats.org/officeDocument/2006/math" xmlns:v="urn:schemas-microsoft-com:vml" xmlns:wp14="http://schemas.microsoft.com/office/word/2010/wordprocessingDrawing" xmlns:wp="http://schemas.openxmlformats.org/drawingml/2006/wordprocessingDrawing" xmlns:w10="urn:schemas-microsoft-com:office:word" xmlns:w="http://schemas.openxmlformats.org/wordprocessingml/2006/main" xmlns:w14="http://schemas.microsoft.com/office/word/2010/wordml" xmlns:w15="http://schemas.microsoft.com/office/word/2012/wordml" xmlns:wpg="http://schemas.microsoft.com/office/word/2010/wordprocessingGroup" xmlns:wpi="http://schemas.microsoft.com/office/word/2010/wordprocessingInk" xmlns:wne="http://schemas.microsoft.com/office/word/2006/wordml" xmlns:wps="http://schemas.microsoft.com/office/word/2010/wordprocessingShape" xmlns:cx="http://schemas.microsoft.com/office/drawing/2014/chartex" xmlns:cx1="http://schemas.microsoft.com/office/drawing/2015/9/8/chartex" xmlns:cx2="http://schemas.microsoft.com/office/drawing/2015/10/21/chartex" xmlns:cx3="http://schemas.microsoft.com/office/drawing/2016/5/9/chartex" xmlns:cx4="http://schemas.microsoft.com/office/drawing/2016/5/10/chartex" xmlns:cx5="http://schemas.microsoft.com/office/drawing/2016/5/11/chartex" xmlns:cx6="http://schemas.microsoft.com/office/drawing/2016/5/12/chartex" xmlns:cx7="http://schemas.microsoft.com/office/drawing/2016/5/13/chartex" xmlns:cx8="http://schemas.microsoft.com/office/drawing/2016/5/14/chartex" xmlns:aink="http://schemas.microsoft.com/office/drawing/2016/ink" xmlns:am3d="http://schemas.microsoft.com/office/drawing/2017/model3d" xmlns:w16cex="http://schemas.microsoft.com/office/word/2018/wordml/cex" xmlns:w16cid="http://schemas.microsoft.com/office/word/2016/wordml/cid" xmlns:w16="http://schemas.microsoft.com/office/word/2018/wordml" xmlns:w16sdtdh="http://schemas.microsoft.com/office/word/2020/wordml/sdtdatahash" xmlns:w16se="http://schemas.microsoft.com/office/word/2015/wordml/symex" mc:Ignorable="w14 w15 wp14">
+<w:document xmlns:w="http://schemas.openxmlformats.org/wordprocessingml/2006/main" xmlns:m="http://schemas.openxmlformats.org/officeDocument/2006/math" xmlns:r="http://schemas.openxmlformats.org/officeDocument/2006/relationships" xmlns:o="urn:schemas-microsoft-com:office:office" xmlns:v="urn:schemas-microsoft-com:vml" xmlns:w10="urn:schemas-microsoft-com:office:word" xmlns:a="http://schemas.openxmlformats.org/drawingml/2006/main" xmlns:pic="http://schemas.openxmlformats.org/drawingml/2006/picture" xmlns:wp="http://schemas.openxmlformats.org/drawingml/2006/wordprocessingDrawing">
   <w:body>
+    <w:bookmarkStart w:id="30" w:name="프로젝트-벨카-정본-기준표"/>
     <w:p>
       <w:pPr>
         <w:pStyle w:val="Heading1"/>
-        <w:spacing w:after="200"/>
-        <w:jc w:val="center"/>
       </w:pPr>
       <w:r>
         <w:t xml:space="preserve">프로젝트 벨카 정본 기준표</w:t>
@@ -14,115 +13,75 @@
     </w:p>
     <w:p>
       <w:pPr>
-        <w:pBdr>
-          <w:left w:val="single" w:color="BFBFBF" w:sz="12" w:space="200"/>
-        </w:pBdr>
-        <w:spacing w:after="120"/>
-        <w:ind w:start="300"/>
-        <w:jc w:val="left"/>
+        <w:pStyle w:val="BlockText"/>
       </w:pPr>
       <w:r>
         <w:t xml:space="preserve">이 문서는 설정 충돌이 발생했을 때 우선 적용할 정본과 용어를 정리한다.</w:t>
       </w:r>
       <w:r>
-        <w:br/>
+        <w:t xml:space="preserve"> </w:t>
       </w:r>
       <w:r>
         <w:t xml:space="preserve">세부 문서가 이 기준과 충돌하면 본 문서와 아래 우선순위에 맞춰 수정한다.</w:t>
       </w:r>
     </w:p>
-    <w:p>
-      <w:pPr>
-        <w:spacing w:after="200"/>
-      </w:pPr>
-      <w:r>
-        <w:t xml:space="preserve"> </w:t>
-      </w:r>
-    </w:p>
+    <w:bookmarkStart w:id="20" w:name="X7cec952d93f9edadfa96db145aa676034ccd267"/>
     <w:p>
       <w:pPr>
         <w:pStyle w:val="Heading2"/>
-        <w:spacing w:after="200"/>
-        <w:jc w:val="left"/>
       </w:pPr>
       <w:r>
         <w:t xml:space="preserve">1. 문서 우선순위</w:t>
-      </w:r>
-    </w:p>
-    <w:p>
-      <w:pPr>
-        <w:spacing w:after="240"/>
-      </w:pPr>
-      <w:r>
-        <w:t xml:space="preserve"> </w:t>
       </w:r>
     </w:p>
     <w:tbl>
       <w:tblPr>
-        <w:tblW w:type="pct" w:w="100%"/>
-        <w:tblBorders>
-          <w:top w:val="single" w:color="auto" w:sz="4"/>
-          <w:left w:val="single" w:color="auto" w:sz="4"/>
-          <w:bottom w:val="single" w:color="auto" w:sz="4"/>
-          <w:right w:val="single" w:color="auto" w:sz="4"/>
-          <w:insideH w:val="single" w:color="auto" w:sz="4"/>
-          <w:insideV w:val="single" w:color="auto" w:sz="4"/>
-        </w:tblBorders>
-        <w:tblLayout w:type="fixed"/>
-        <w:tblCellMar>
-          <w:top w:type="dxa" w:w="80"/>
-          <w:left w:type="dxa" w:w="120"/>
-          <w:bottom w:type="dxa" w:w="80"/>
-          <w:right w:type="dxa" w:w="120"/>
-        </w:tblCellMar>
+        <w:tblStyle w:val="Table"/>
+        <w:tblW w:type="auto" w:w="0"/>
+        <w:tblLook w:firstRow="1" w:lastRow="0" w:firstColumn="0" w:lastColumn="0" w:noHBand="0" w:noVBand="0" w:val="0020"/>
+        <w:jc w:val="start"/>
       </w:tblPr>
       <w:tblGrid>
-        <w:gridCol w:w="2373"/>
-        <w:gridCol w:w="3164"/>
-        <w:gridCol w:w="3823"/>
+        <w:gridCol w:w="2640"/>
+        <w:gridCol w:w="2640"/>
+        <w:gridCol w:w="2640"/>
       </w:tblGrid>
       <w:tr>
         <w:trPr>
-          <w:tblHeader/>
+          <w:tblHeader w:val="true"/>
         </w:trPr>
         <w:tc>
-          <w:p>
-            <w:pPr>
-              <w:jc w:val="left"/>
-            </w:pPr>
-            <w:r>
-              <w:rPr>
-                <w:b/>
-                <w:bCs/>
-              </w:rPr>
+          <w:tcPr/>
+          <w:p>
+            <w:pPr>
+              <w:pStyle w:val="Compact"/>
+              <w:jc w:val="left"/>
+            </w:pPr>
+            <w:r>
               <w:t xml:space="preserve">분야</w:t>
             </w:r>
           </w:p>
         </w:tc>
         <w:tc>
-          <w:p>
-            <w:pPr>
-              <w:jc w:val="left"/>
-            </w:pPr>
-            <w:r>
-              <w:rPr>
-                <w:b/>
-                <w:bCs/>
-              </w:rPr>
+          <w:tcPr/>
+          <w:p>
+            <w:pPr>
+              <w:pStyle w:val="Compact"/>
+              <w:jc w:val="left"/>
+            </w:pPr>
+            <w:r>
               <w:t xml:space="preserve">정본 문서</w:t>
             </w:r>
           </w:p>
         </w:tc>
         <w:tc>
-          <w:p>
-            <w:pPr>
-              <w:jc w:val="left"/>
-            </w:pPr>
-            <w:r>
-              <w:rPr>
-                <w:b/>
-                <w:bCs/>
-              </w:rPr>
+          <w:tcPr/>
+          <w:p>
+            <w:pPr>
+              <w:pStyle w:val="Compact"/>
+              <w:jc w:val="left"/>
+            </w:pPr>
+            <w:r>
               <w:t xml:space="preserve">비고</w:t>
             </w:r>
           </w:p>
@@ -130,8 +89,10 @@
       </w:tr>
       <w:tr>
         <w:tc>
-          <w:p>
-            <w:pPr>
+          <w:tcPr/>
+          <w:p>
+            <w:pPr>
+              <w:pStyle w:val="Compact"/>
               <w:jc w:val="left"/>
             </w:pPr>
             <w:r>
@@ -140,22 +101,25 @@
           </w:p>
         </w:tc>
         <w:tc>
-          <w:p>
-            <w:pPr>
+          <w:tcPr/>
+          <w:p>
+            <w:pPr>
+              <w:pStyle w:val="Compact"/>
               <w:jc w:val="left"/>
             </w:pPr>
             <w:r>
               <w:rPr>
-                <w:rFonts w:ascii="Courier New" w:cs="Courier New" w:eastAsia="Courier New" w:hAnsi="Courier New"/>
-                <w:shd w:fill="F1F5F9" w:color="auto" w:val="clear"/>
+                <w:rStyle w:val="VerbatimChar"/>
               </w:rPr>
               <w:t xml:space="preserve">게임_소개.md</w:t>
             </w:r>
           </w:p>
         </w:tc>
         <w:tc>
-          <w:p>
-            <w:pPr>
+          <w:tcPr/>
+          <w:p>
+            <w:pPr>
+              <w:pStyle w:val="Compact"/>
               <w:jc w:val="left"/>
             </w:pPr>
             <w:r>
@@ -166,8 +130,10 @@
       </w:tr>
       <w:tr>
         <w:tc>
-          <w:p>
-            <w:pPr>
+          <w:tcPr/>
+          <w:p>
+            <w:pPr>
+              <w:pStyle w:val="Compact"/>
               <w:jc w:val="left"/>
             </w:pPr>
             <w:r>
@@ -176,22 +142,25 @@
           </w:p>
         </w:tc>
         <w:tc>
-          <w:p>
-            <w:pPr>
+          <w:tcPr/>
+          <w:p>
+            <w:pPr>
+              <w:pStyle w:val="Compact"/>
               <w:jc w:val="left"/>
             </w:pPr>
             <w:r>
               <w:rPr>
-                <w:rFonts w:ascii="Courier New" w:cs="Courier New" w:eastAsia="Courier New" w:hAnsi="Courier New"/>
-                <w:shd w:fill="F1F5F9" w:color="auto" w:val="clear"/>
+                <w:rStyle w:val="VerbatimChar"/>
               </w:rPr>
               <w:t xml:space="preserve">세계관_설정.md</w:t>
             </w:r>
           </w:p>
         </w:tc>
         <w:tc>
-          <w:p>
-            <w:pPr>
+          <w:tcPr/>
+          <w:p>
+            <w:pPr>
+              <w:pStyle w:val="Compact"/>
               <w:jc w:val="left"/>
             </w:pPr>
             <w:r>
@@ -202,8 +171,10 @@
       </w:tr>
       <w:tr>
         <w:tc>
-          <w:p>
-            <w:pPr>
+          <w:tcPr/>
+          <w:p>
+            <w:pPr>
+              <w:pStyle w:val="Compact"/>
               <w:jc w:val="left"/>
             </w:pPr>
             <w:r>
@@ -212,22 +183,25 @@
           </w:p>
         </w:tc>
         <w:tc>
-          <w:p>
-            <w:pPr>
+          <w:tcPr/>
+          <w:p>
+            <w:pPr>
+              <w:pStyle w:val="Compact"/>
               <w:jc w:val="left"/>
             </w:pPr>
             <w:r>
               <w:rPr>
-                <w:rFonts w:ascii="Courier New" w:cs="Courier New" w:eastAsia="Courier New" w:hAnsi="Courier New"/>
-                <w:shd w:fill="F1F5F9" w:color="auto" w:val="clear"/>
+                <w:rStyle w:val="VerbatimChar"/>
               </w:rPr>
               <w:t xml:space="preserve">타임라인.md</w:t>
             </w:r>
           </w:p>
         </w:tc>
         <w:tc>
-          <w:p>
-            <w:pPr>
+          <w:tcPr/>
+          <w:p>
+            <w:pPr>
+              <w:pStyle w:val="Compact"/>
               <w:jc w:val="left"/>
             </w:pPr>
             <w:r>
@@ -238,8 +212,10 @@
       </w:tr>
       <w:tr>
         <w:tc>
-          <w:p>
-            <w:pPr>
+          <w:tcPr/>
+          <w:p>
+            <w:pPr>
+              <w:pStyle w:val="Compact"/>
               <w:jc w:val="left"/>
             </w:pPr>
             <w:r>
@@ -248,22 +224,25 @@
           </w:p>
         </w:tc>
         <w:tc>
-          <w:p>
-            <w:pPr>
+          <w:tcPr/>
+          <w:p>
+            <w:pPr>
+              <w:pStyle w:val="Compact"/>
               <w:jc w:val="left"/>
             </w:pPr>
             <w:r>
               <w:rPr>
-                <w:rFonts w:ascii="Courier New" w:cs="Courier New" w:eastAsia="Courier New" w:hAnsi="Courier New"/>
-                <w:shd w:fill="F1F5F9" w:color="auto" w:val="clear"/>
+                <w:rStyle w:val="VerbatimChar"/>
               </w:rPr>
               <w:t xml:space="preserve">캐릭터_설정.md</w:t>
             </w:r>
           </w:p>
         </w:tc>
         <w:tc>
-          <w:p>
-            <w:pPr>
+          <w:tcPr/>
+          <w:p>
+            <w:pPr>
+              <w:pStyle w:val="Compact"/>
               <w:jc w:val="left"/>
             </w:pPr>
             <w:r>
@@ -274,8 +253,10 @@
       </w:tr>
       <w:tr>
         <w:tc>
-          <w:p>
-            <w:pPr>
+          <w:tcPr/>
+          <w:p>
+            <w:pPr>
+              <w:pStyle w:val="Compact"/>
               <w:jc w:val="left"/>
             </w:pPr>
             <w:r>
@@ -284,22 +265,25 @@
           </w:p>
         </w:tc>
         <w:tc>
-          <w:p>
-            <w:pPr>
+          <w:tcPr/>
+          <w:p>
+            <w:pPr>
+              <w:pStyle w:val="Compact"/>
               <w:jc w:val="left"/>
             </w:pPr>
             <w:r>
               <w:rPr>
-                <w:rFonts w:ascii="Courier New" w:cs="Courier New" w:eastAsia="Courier New" w:hAnsi="Courier New"/>
-                <w:shd w:fill="F1F5F9" w:color="auto" w:val="clear"/>
+                <w:rStyle w:val="VerbatimChar"/>
               </w:rPr>
-              <w:t xml:space="preserve">조직_설정.md</w:t>
-            </w:r>
-          </w:p>
-        </w:tc>
-        <w:tc>
-          <w:p>
-            <w:pPr>
+              <w:t xml:space="preserve">괴이저항단체_설정.md</w:t>
+            </w:r>
+          </w:p>
+        </w:tc>
+        <w:tc>
+          <w:tcPr/>
+          <w:p>
+            <w:pPr>
+              <w:pStyle w:val="Compact"/>
               <w:jc w:val="left"/>
             </w:pPr>
             <w:r>
@@ -310,8 +294,10 @@
       </w:tr>
       <w:tr>
         <w:tc>
-          <w:p>
-            <w:pPr>
+          <w:tcPr/>
+          <w:p>
+            <w:pPr>
+              <w:pStyle w:val="Compact"/>
               <w:jc w:val="left"/>
             </w:pPr>
             <w:r>
@@ -320,22 +306,25 @@
           </w:p>
         </w:tc>
         <w:tc>
-          <w:p>
-            <w:pPr>
+          <w:tcPr/>
+          <w:p>
+            <w:pPr>
+              <w:pStyle w:val="Compact"/>
               <w:jc w:val="left"/>
             </w:pPr>
             <w:r>
               <w:rPr>
-                <w:rFonts w:ascii="Courier New" w:cs="Courier New" w:eastAsia="Courier New" w:hAnsi="Courier New"/>
-                <w:shd w:fill="F1F5F9" w:color="auto" w:val="clear"/>
+                <w:rStyle w:val="VerbatimChar"/>
               </w:rPr>
               <w:t xml:space="preserve">맵_기획.md</w:t>
             </w:r>
           </w:p>
         </w:tc>
         <w:tc>
-          <w:p>
-            <w:pPr>
+          <w:tcPr/>
+          <w:p>
+            <w:pPr>
+              <w:pStyle w:val="Compact"/>
               <w:jc w:val="left"/>
             </w:pPr>
             <w:r>
@@ -346,8 +335,10 @@
       </w:tr>
       <w:tr>
         <w:tc>
-          <w:p>
-            <w:pPr>
+          <w:tcPr/>
+          <w:p>
+            <w:pPr>
+              <w:pStyle w:val="Compact"/>
               <w:jc w:val="left"/>
             </w:pPr>
             <w:r>
@@ -356,22 +347,25 @@
           </w:p>
         </w:tc>
         <w:tc>
-          <w:p>
-            <w:pPr>
+          <w:tcPr/>
+          <w:p>
+            <w:pPr>
+              <w:pStyle w:val="Compact"/>
               <w:jc w:val="left"/>
             </w:pPr>
             <w:r>
               <w:rPr>
-                <w:rFonts w:ascii="Courier New" w:cs="Courier New" w:eastAsia="Courier New" w:hAnsi="Courier New"/>
-                <w:shd w:fill="F1F5F9" w:color="auto" w:val="clear"/>
+                <w:rStyle w:val="VerbatimChar"/>
               </w:rPr>
               <w:t xml:space="preserve">학교_맵_상세.md</w:t>
             </w:r>
           </w:p>
         </w:tc>
         <w:tc>
-          <w:p>
-            <w:pPr>
+          <w:tcPr/>
+          <w:p>
+            <w:pPr>
+              <w:pStyle w:val="Compact"/>
               <w:jc w:val="left"/>
             </w:pPr>
             <w:r>
@@ -382,8 +376,10 @@
       </w:tr>
       <w:tr>
         <w:tc>
-          <w:p>
-            <w:pPr>
+          <w:tcPr/>
+          <w:p>
+            <w:pPr>
+              <w:pStyle w:val="Compact"/>
               <w:jc w:val="left"/>
             </w:pPr>
             <w:r>
@@ -392,22 +388,25 @@
           </w:p>
         </w:tc>
         <w:tc>
-          <w:p>
-            <w:pPr>
+          <w:tcPr/>
+          <w:p>
+            <w:pPr>
+              <w:pStyle w:val="Compact"/>
               <w:jc w:val="left"/>
             </w:pPr>
             <w:r>
               <w:rPr>
-                <w:rFonts w:ascii="Courier New" w:cs="Courier New" w:eastAsia="Courier New" w:hAnsi="Courier New"/>
-                <w:shd w:fill="F1F5F9" w:color="auto" w:val="clear"/>
+                <w:rStyle w:val="VerbatimChar"/>
               </w:rPr>
               <w:t xml:space="preserve">개체_설정.md</w:t>
             </w:r>
           </w:p>
         </w:tc>
         <w:tc>
-          <w:p>
-            <w:pPr>
+          <w:tcPr/>
+          <w:p>
+            <w:pPr>
+              <w:pStyle w:val="Compact"/>
               <w:jc w:val="left"/>
             </w:pPr>
             <w:r>
@@ -418,8 +417,10 @@
       </w:tr>
       <w:tr>
         <w:tc>
-          <w:p>
-            <w:pPr>
+          <w:tcPr/>
+          <w:p>
+            <w:pPr>
+              <w:pStyle w:val="Compact"/>
               <w:jc w:val="left"/>
             </w:pPr>
             <w:r>
@@ -428,34 +429,39 @@
           </w:p>
         </w:tc>
         <w:tc>
-          <w:p>
-            <w:pPr>
+          <w:tcPr/>
+          <w:p>
+            <w:pPr>
+              <w:pStyle w:val="Compact"/>
               <w:jc w:val="left"/>
             </w:pPr>
             <w:r>
               <w:rPr>
-                <w:rFonts w:ascii="Courier New" w:cs="Courier New" w:eastAsia="Courier New" w:hAnsi="Courier New"/>
-                <w:shd w:fill="F1F5F9" w:color="auto" w:val="clear"/>
+                <w:rStyle w:val="VerbatimChar"/>
               </w:rPr>
-              <w:t xml:space="preserve">학교_개체.md</w:t>
-            </w:r>
-          </w:p>
-        </w:tc>
-        <w:tc>
-          <w:p>
-            <w:pPr>
-              <w:jc w:val="left"/>
-            </w:pPr>
-            <w:r>
-              <w:t xml:space="preserve">구 폐교 설정을 대체, 확정 개체 6종과 조사 기록 기준</w:t>
+              <w:t xml:space="preserve">괴이저항단체_학교보고서.md</w:t>
+            </w:r>
+          </w:p>
+        </w:tc>
+        <w:tc>
+          <w:tcPr/>
+          <w:p>
+            <w:pPr>
+              <w:pStyle w:val="Compact"/>
+              <w:jc w:val="left"/>
+            </w:pPr>
+            <w:r>
+              <w:t xml:space="preserve">구 폐교 설정을 대체, 확정 개체 6종과 조사 기록 기준. 대원용 수칙서 역할을 겸한다</w:t>
             </w:r>
           </w:p>
         </w:tc>
       </w:tr>
       <w:tr>
         <w:tc>
-          <w:p>
-            <w:pPr>
+          <w:tcPr/>
+          <w:p>
+            <w:pPr>
+              <w:pStyle w:val="Compact"/>
               <w:jc w:val="left"/>
             </w:pPr>
             <w:r>
@@ -464,22 +470,25 @@
           </w:p>
         </w:tc>
         <w:tc>
-          <w:p>
-            <w:pPr>
+          <w:tcPr/>
+          <w:p>
+            <w:pPr>
+              <w:pStyle w:val="Compact"/>
               <w:jc w:val="left"/>
             </w:pPr>
             <w:r>
               <w:rPr>
-                <w:rFonts w:ascii="Courier New" w:cs="Courier New" w:eastAsia="Courier New" w:hAnsi="Courier New"/>
-                <w:shd w:fill="F1F5F9" w:color="auto" w:val="clear"/>
+                <w:rStyle w:val="VerbatimChar"/>
               </w:rPr>
               <w:t xml:space="preserve">학교_생존자용_규칙서.md</w:t>
             </w:r>
           </w:p>
         </w:tc>
         <w:tc>
-          <w:p>
-            <w:pPr>
+          <w:tcPr/>
+          <w:p>
+            <w:pPr>
+              <w:pStyle w:val="Compact"/>
               <w:jc w:val="left"/>
             </w:pPr>
             <w:r>
@@ -490,8 +499,10 @@
       </w:tr>
       <w:tr>
         <w:tc>
-          <w:p>
-            <w:pPr>
+          <w:tcPr/>
+          <w:p>
+            <w:pPr>
+              <w:pStyle w:val="Compact"/>
               <w:jc w:val="left"/>
             </w:pPr>
             <w:r>
@@ -500,22 +511,25 @@
           </w:p>
         </w:tc>
         <w:tc>
-          <w:p>
-            <w:pPr>
+          <w:tcPr/>
+          <w:p>
+            <w:pPr>
+              <w:pStyle w:val="Compact"/>
               <w:jc w:val="left"/>
             </w:pPr>
             <w:r>
               <w:rPr>
-                <w:rFonts w:ascii="Courier New" w:cs="Courier New" w:eastAsia="Courier New" w:hAnsi="Courier New"/>
-                <w:shd w:fill="F1F5F9" w:color="auto" w:val="clear"/>
+                <w:rStyle w:val="VerbatimChar"/>
               </w:rPr>
               <w:t xml:space="preserve">지하철_개체.md</w:t>
             </w:r>
           </w:p>
         </w:tc>
         <w:tc>
-          <w:p>
-            <w:pPr>
+          <w:tcPr/>
+          <w:p>
+            <w:pPr>
+              <w:pStyle w:val="Compact"/>
               <w:jc w:val="left"/>
             </w:pPr>
             <w:r>
@@ -526,8 +540,10 @@
       </w:tr>
       <w:tr>
         <w:tc>
-          <w:p>
-            <w:pPr>
+          <w:tcPr/>
+          <w:p>
+            <w:pPr>
+              <w:pStyle w:val="Compact"/>
               <w:jc w:val="left"/>
             </w:pPr>
             <w:r>
@@ -536,32 +552,37 @@
           </w:p>
         </w:tc>
         <w:tc>
-          <w:p>
-            <w:pPr>
+          <w:tcPr/>
+          <w:p>
+            <w:pPr>
+              <w:pStyle w:val="Compact"/>
               <w:jc w:val="left"/>
             </w:pPr>
             <w:r>
               <w:rPr>
-                <w:rFonts w:ascii="Courier New" w:cs="Courier New" w:eastAsia="Courier New" w:hAnsi="Courier New"/>
-                <w:shd w:fill="F1F5F9" w:color="auto" w:val="clear"/>
+                <w:rStyle w:val="VerbatimChar"/>
               </w:rPr>
               <w:t xml:space="preserve">시스템_기획.md</w:t>
             </w:r>
             <w:r>
-              <w:t xml:space="preserve">, </w:t>
+              <w:t xml:space="preserve">,</w:t>
+            </w:r>
+            <w:r>
+              <w:t xml:space="preserve"> </w:t>
             </w:r>
             <w:r>
               <w:rPr>
-                <w:rFonts w:ascii="Courier New" w:cs="Courier New" w:eastAsia="Courier New" w:hAnsi="Courier New"/>
-                <w:shd w:fill="F1F5F9" w:color="auto" w:val="clear"/>
+                <w:rStyle w:val="VerbatimChar"/>
               </w:rPr>
               <w:t xml:space="preserve">밸런스_기획서.md</w:t>
             </w:r>
           </w:p>
         </w:tc>
         <w:tc>
-          <w:p>
-            <w:pPr>
+          <w:tcPr/>
+          <w:p>
+            <w:pPr>
+              <w:pStyle w:val="Compact"/>
               <w:jc w:val="left"/>
             </w:pPr>
             <w:r>
@@ -572,8 +593,48 @@
       </w:tr>
       <w:tr>
         <w:tc>
-          <w:p>
-            <w:pPr>
+          <w:tcPr/>
+          <w:p>
+            <w:pPr>
+              <w:pStyle w:val="Compact"/>
+              <w:jc w:val="left"/>
+            </w:pPr>
+            <w:r>
+              <w:t xml:space="preserve">규칙 상태 표기</w:t>
+            </w:r>
+          </w:p>
+        </w:tc>
+        <w:tc>
+          <w:tcPr/>
+          <w:p>
+            <w:pPr>
+              <w:pStyle w:val="Compact"/>
+              <w:jc w:val="left"/>
+            </w:pPr>
+            <w:r>
+              <w:t xml:space="preserve">본 문서 6장</w:t>
+            </w:r>
+          </w:p>
+        </w:tc>
+        <w:tc>
+          <w:tcPr/>
+          <w:p>
+            <w:pPr>
+              <w:pStyle w:val="Compact"/>
+              <w:jc w:val="left"/>
+            </w:pPr>
+            <w:r>
+              <w:t xml:space="preserve">조사 진행·진위·위반 결과 3축</w:t>
+            </w:r>
+          </w:p>
+        </w:tc>
+      </w:tr>
+      <w:tr>
+        <w:tc>
+          <w:tcPr/>
+          <w:p>
+            <w:pPr>
+              <w:pStyle w:val="Compact"/>
               <w:jc w:val="left"/>
             </w:pPr>
             <w:r>
@@ -582,22 +643,25 @@
           </w:p>
         </w:tc>
         <w:tc>
-          <w:p>
-            <w:pPr>
+          <w:tcPr/>
+          <w:p>
+            <w:pPr>
+              <w:pStyle w:val="Compact"/>
               <w:jc w:val="left"/>
             </w:pPr>
             <w:r>
               <w:rPr>
-                <w:rFonts w:ascii="Courier New" w:cs="Courier New" w:eastAsia="Courier New" w:hAnsi="Courier New"/>
-                <w:shd w:fill="F1F5F9" w:color="auto" w:val="clear"/>
+                <w:rStyle w:val="VerbatimChar"/>
               </w:rPr>
               <w:t xml:space="preserve">버티컬_슬라이스_범위.md</w:t>
             </w:r>
           </w:p>
         </w:tc>
         <w:tc>
-          <w:p>
-            <w:pPr>
+          <w:tcPr/>
+          <w:p>
+            <w:pPr>
+              <w:pStyle w:val="Compact"/>
               <w:jc w:val="left"/>
             </w:pPr>
             <w:r>
@@ -607,19 +671,11 @@
         </w:tc>
       </w:tr>
     </w:tbl>
-    <w:p>
-      <w:pPr>
-        <w:spacing w:before="240"/>
-      </w:pPr>
-      <w:r>
-        <w:t xml:space="preserve"> </w:t>
-      </w:r>
-    </w:p>
+    <w:bookmarkEnd w:id="20"/>
+    <w:bookmarkStart w:id="21" w:name="X2cc5c062abf3412882dc69ff3c60d290bfa4962"/>
     <w:p>
       <w:pPr>
         <w:pStyle w:val="Heading2"/>
-        <w:spacing w:after="200"/>
-        <w:jc w:val="left"/>
       </w:pPr>
       <w:r>
         <w:t xml:space="preserve">2. 세계 구조의 확정 기준</w:t>
@@ -627,14 +683,11 @@
     </w:p>
     <w:p>
       <w:pPr>
-        <w:pStyle w:val="ListParagraph"/>
         <w:numPr>
           <w:ilvl w:val="0"/>
-          <w:numId w:val="2"/>
+          <w:numId w:val="1001"/>
         </w:numPr>
-        <w:spacing w:after="100"/>
-        <w:ind w:start="240"/>
-        <w:jc w:val="left"/>
+        <w:pStyle w:val="Compact"/>
       </w:pPr>
       <w:r>
         <w:t xml:space="preserve">현실세계와 괴이세계는 서로 분리되어 있다.</w:t>
@@ -642,22 +695,22 @@
     </w:p>
     <w:p>
       <w:pPr>
-        <w:pStyle w:val="ListParagraph"/>
         <w:numPr>
           <w:ilvl w:val="0"/>
-          <w:numId w:val="2"/>
+          <w:numId w:val="1001"/>
         </w:numPr>
-        <w:spacing w:after="100"/>
-        <w:ind w:start="240"/>
-        <w:jc w:val="left"/>
-      </w:pPr>
-      <w:r>
-        <w:t xml:space="preserve">현실세계에서 괴이세계로 넘어오는 현상을 </w:t>
+        <w:pStyle w:val="Compact"/>
+      </w:pPr>
+      <w:r>
+        <w:t xml:space="preserve">현실세계에서 괴이세계로 넘어오는 현상을</w:t>
+      </w:r>
+      <w:r>
+        <w:t xml:space="preserve"> </w:t>
       </w:r>
       <w:r>
         <w:rPr>
+          <w:bCs/>
           <w:b/>
-          <w:bCs/>
         </w:rPr>
         <w:t xml:space="preserve">전이</w:t>
       </w:r>
@@ -667,14 +720,11 @@
     </w:p>
     <w:p>
       <w:pPr>
-        <w:pStyle w:val="ListParagraph"/>
         <w:numPr>
           <w:ilvl w:val="0"/>
-          <w:numId w:val="2"/>
+          <w:numId w:val="1001"/>
         </w:numPr>
-        <w:spacing w:after="100"/>
-        <w:ind w:start="240"/>
-        <w:jc w:val="left"/>
+        <w:pStyle w:val="Compact"/>
       </w:pPr>
       <w:r>
         <w:t xml:space="preserve">전이는 의도적으로 재현할 수 없으며, 현실세계로 돌아가는 방법도 발견되지 않았다.</w:t>
@@ -682,14 +732,11 @@
     </w:p>
     <w:p>
       <w:pPr>
-        <w:pStyle w:val="ListParagraph"/>
         <w:numPr>
           <w:ilvl w:val="0"/>
-          <w:numId w:val="2"/>
+          <w:numId w:val="1001"/>
         </w:numPr>
-        <w:spacing w:after="100"/>
-        <w:ind w:start="240"/>
-        <w:jc w:val="left"/>
+        <w:pStyle w:val="Compact"/>
       </w:pPr>
       <w:r>
         <w:t xml:space="preserve">괴이세계는 학교, 아파트, 방송국, 병원, 절, 호텔, 놀이공원, 연구소 등이 물리적으로 이어진 거대한 폐쇄 공간이다.</w:t>
@@ -697,14 +744,11 @@
     </w:p>
     <w:p>
       <w:pPr>
-        <w:pStyle w:val="ListParagraph"/>
         <w:numPr>
           <w:ilvl w:val="0"/>
-          <w:numId w:val="2"/>
+          <w:numId w:val="1001"/>
         </w:numPr>
-        <w:spacing w:after="100"/>
-        <w:ind w:start="240"/>
-        <w:jc w:val="left"/>
+        <w:pStyle w:val="Compact"/>
       </w:pPr>
       <w:r>
         <w:t xml:space="preserve">괴이저항단체, 즉 협회는 괴이세계 내부에서 생존자들이 만든 조직이다.</w:t>
@@ -712,14 +756,11 @@
     </w:p>
     <w:p>
       <w:pPr>
-        <w:pStyle w:val="ListParagraph"/>
         <w:numPr>
           <w:ilvl w:val="0"/>
-          <w:numId w:val="2"/>
+          <w:numId w:val="1001"/>
         </w:numPr>
-        <w:spacing w:after="100"/>
-        <w:ind w:start="240"/>
-        <w:jc w:val="left"/>
+        <w:pStyle w:val="Compact"/>
       </w:pPr>
       <w:r>
         <w:t xml:space="preserve">현실의 정부·연구기관과 협회는 동일 조직이 아니다. 현실의 공식 기관은 프롤로그와 프로젝트 벨카의 과거 기록에서 별도 세력으로 다룬다.</w:t>
@@ -727,81 +768,74 @@
     </w:p>
     <w:p>
       <w:pPr>
-        <w:spacing w:after="200"/>
-      </w:pPr>
+        <w:numPr>
+          <w:ilvl w:val="0"/>
+          <w:numId w:val="1001"/>
+        </w:numPr>
+        <w:pStyle w:val="Compact"/>
+      </w:pPr>
+      <w:r>
+        <w:t xml:space="preserve">본편의 현재 시점은</w:t>
+      </w:r>
       <w:r>
         <w:t xml:space="preserve"> </w:t>
       </w:r>
-    </w:p>
+      <w:r>
+        <w:rPr>
+          <w:bCs/>
+          <w:b/>
+        </w:rPr>
+        <w:t xml:space="preserve">2026년</w:t>
+      </w:r>
+      <w:r>
+        <w:t xml:space="preserve">이다. 사비와 샤무는 공동 생일(2000년 2월 8일) 기준 26세이며, 실제 출생일은 알 수 없다. 게임 화면에는 연도를 직접 노출하지 않아도 된다.</w:t>
+      </w:r>
+    </w:p>
+    <w:bookmarkEnd w:id="21"/>
+    <w:bookmarkStart w:id="22" w:name="Xb7d5b842886532d3714a658af56de67898d2375"/>
     <w:p>
       <w:pPr>
         <w:pStyle w:val="Heading2"/>
-        <w:spacing w:after="200"/>
-        <w:jc w:val="left"/>
       </w:pPr>
       <w:r>
         <w:t xml:space="preserve">3. 이동 용어</w:t>
-      </w:r>
-    </w:p>
-    <w:p>
-      <w:pPr>
-        <w:spacing w:after="240"/>
-      </w:pPr>
-      <w:r>
-        <w:t xml:space="preserve"> </w:t>
       </w:r>
     </w:p>
     <w:tbl>
       <w:tblPr>
-        <w:tblW w:type="pct" w:w="100%"/>
-        <w:tblBorders>
-          <w:top w:val="single" w:color="auto" w:sz="4"/>
-          <w:left w:val="single" w:color="auto" w:sz="4"/>
-          <w:bottom w:val="single" w:color="auto" w:sz="4"/>
-          <w:right w:val="single" w:color="auto" w:sz="4"/>
-          <w:insideH w:val="single" w:color="auto" w:sz="4"/>
-          <w:insideV w:val="single" w:color="auto" w:sz="4"/>
-        </w:tblBorders>
-        <w:tblLayout w:type="fixed"/>
-        <w:tblCellMar>
-          <w:top w:type="dxa" w:w="80"/>
-          <w:left w:type="dxa" w:w="120"/>
-          <w:bottom w:type="dxa" w:w="80"/>
-          <w:right w:type="dxa" w:w="120"/>
-        </w:tblCellMar>
+        <w:tblStyle w:val="Table"/>
+        <w:tblW w:type="auto" w:w="0"/>
+        <w:tblLook w:firstRow="1" w:lastRow="0" w:firstColumn="0" w:lastColumn="0" w:noHBand="0" w:noVBand="0" w:val="0020"/>
+        <w:jc w:val="start"/>
       </w:tblPr>
       <w:tblGrid>
-        <w:gridCol w:w="2292"/>
-        <w:gridCol w:w="7068"/>
+        <w:gridCol w:w="3960"/>
+        <w:gridCol w:w="3960"/>
       </w:tblGrid>
       <w:tr>
         <w:trPr>
-          <w:tblHeader/>
+          <w:tblHeader w:val="true"/>
         </w:trPr>
         <w:tc>
-          <w:p>
-            <w:pPr>
-              <w:jc w:val="left"/>
-            </w:pPr>
-            <w:r>
-              <w:rPr>
-                <w:b/>
-                <w:bCs/>
-              </w:rPr>
+          <w:tcPr/>
+          <w:p>
+            <w:pPr>
+              <w:pStyle w:val="Compact"/>
+              <w:jc w:val="left"/>
+            </w:pPr>
+            <w:r>
               <w:t xml:space="preserve">용어</w:t>
             </w:r>
           </w:p>
         </w:tc>
         <w:tc>
-          <w:p>
-            <w:pPr>
-              <w:jc w:val="left"/>
-            </w:pPr>
-            <w:r>
-              <w:rPr>
-                <w:b/>
-                <w:bCs/>
-              </w:rPr>
+          <w:tcPr/>
+          <w:p>
+            <w:pPr>
+              <w:pStyle w:val="Compact"/>
+              <w:jc w:val="left"/>
+            </w:pPr>
+            <w:r>
               <w:t xml:space="preserve">의미</w:t>
             </w:r>
           </w:p>
@@ -809,8 +843,10 @@
       </w:tr>
       <w:tr>
         <w:tc>
-          <w:p>
-            <w:pPr>
+          <w:tcPr/>
+          <w:p>
+            <w:pPr>
+              <w:pStyle w:val="Compact"/>
               <w:jc w:val="left"/>
             </w:pPr>
             <w:r>
@@ -819,8 +855,10 @@
           </w:p>
         </w:tc>
         <w:tc>
-          <w:p>
-            <w:pPr>
+          <w:tcPr/>
+          <w:p>
+            <w:pPr>
+              <w:pStyle w:val="Compact"/>
               <w:jc w:val="left"/>
             </w:pPr>
             <w:r>
@@ -831,8 +869,10 @@
       </w:tr>
       <w:tr>
         <w:tc>
-          <w:p>
-            <w:pPr>
+          <w:tcPr/>
+          <w:p>
+            <w:pPr>
+              <w:pStyle w:val="Compact"/>
               <w:jc w:val="left"/>
             </w:pPr>
             <w:r>
@@ -841,8 +881,10 @@
           </w:p>
         </w:tc>
         <w:tc>
-          <w:p>
-            <w:pPr>
+          <w:tcPr/>
+          <w:p>
+            <w:pPr>
+              <w:pStyle w:val="Compact"/>
               <w:jc w:val="left"/>
             </w:pPr>
             <w:r>
@@ -853,8 +895,10 @@
       </w:tr>
       <w:tr>
         <w:tc>
-          <w:p>
-            <w:pPr>
+          <w:tcPr/>
+          <w:p>
+            <w:pPr>
+              <w:pStyle w:val="Compact"/>
               <w:jc w:val="left"/>
             </w:pPr>
             <w:r>
@@ -863,8 +907,10 @@
           </w:p>
         </w:tc>
         <w:tc>
-          <w:p>
-            <w:pPr>
+          <w:tcPr/>
+          <w:p>
+            <w:pPr>
+              <w:pStyle w:val="Compact"/>
               <w:jc w:val="left"/>
             </w:pPr>
             <w:r>
@@ -875,8 +921,10 @@
       </w:tr>
       <w:tr>
         <w:tc>
-          <w:p>
-            <w:pPr>
+          <w:tcPr/>
+          <w:p>
+            <w:pPr>
+              <w:pStyle w:val="Compact"/>
               <w:jc w:val="left"/>
             </w:pPr>
             <w:r>
@@ -885,8 +933,10 @@
           </w:p>
         </w:tc>
         <w:tc>
-          <w:p>
-            <w:pPr>
+          <w:tcPr/>
+          <w:p>
+            <w:pPr>
+              <w:pStyle w:val="Compact"/>
               <w:jc w:val="left"/>
             </w:pPr>
             <w:r>
@@ -897,8 +947,10 @@
       </w:tr>
       <w:tr>
         <w:tc>
-          <w:p>
-            <w:pPr>
+          <w:tcPr/>
+          <w:p>
+            <w:pPr>
+              <w:pStyle w:val="Compact"/>
               <w:jc w:val="left"/>
             </w:pPr>
             <w:r>
@@ -907,8 +959,10 @@
           </w:p>
         </w:tc>
         <w:tc>
-          <w:p>
-            <w:pPr>
+          <w:tcPr/>
+          <w:p>
+            <w:pPr>
+              <w:pStyle w:val="Compact"/>
               <w:jc w:val="left"/>
             </w:pPr>
             <w:r>
@@ -920,24 +974,17 @@
     </w:tbl>
     <w:p>
       <w:pPr>
-        <w:spacing w:before="240"/>
-      </w:pPr>
+        <w:pStyle w:val="BodyText"/>
+      </w:pPr>
+      <w:r>
+        <w:t xml:space="preserve">게임 내에서 사용하는</w:t>
+      </w:r>
       <w:r>
         <w:t xml:space="preserve"> </w:t>
       </w:r>
-    </w:p>
-    <w:p>
-      <w:pPr>
-        <w:spacing w:after="120"/>
-        <w:jc w:val="left"/>
-      </w:pPr>
-      <w:r>
-        <w:t xml:space="preserve">게임 내에서 사용하는 </w:t>
-      </w:r>
       <w:r>
         <w:rPr>
-          <w:rFonts w:ascii="Courier New" w:cs="Courier New" w:eastAsia="Courier New" w:hAnsi="Courier New"/>
-          <w:shd w:fill="F1F5F9" w:color="auto" w:val="clear"/>
+          <w:rStyle w:val="VerbatimChar"/>
         </w:rPr>
         <w:t xml:space="preserve">탈출</w:t>
       </w:r>
@@ -945,192 +992,155 @@
         <w:t xml:space="preserve">은 기본적으로 현장 이탈을 뜻한다. 현실 귀환과 혼동될 수 있는 문장에서는 두 표현을 구분해서 쓴다.</w:t>
       </w:r>
     </w:p>
-    <w:p>
-      <w:pPr>
-        <w:spacing w:after="200"/>
-      </w:pPr>
+    <w:bookmarkEnd w:id="22"/>
+    <w:bookmarkStart w:id="23" w:name="X87dbf9007faae7f71ad6bfcce01849bcc7e2d6e"/>
+    <w:p>
+      <w:pPr>
+        <w:pStyle w:val="Heading2"/>
+      </w:pPr>
+      <w:r>
+        <w:t xml:space="preserve">4. 맵과 개체 기준</w:t>
+      </w:r>
+    </w:p>
+    <w:p>
+      <w:pPr>
+        <w:pStyle w:val="FirstParagraph"/>
+      </w:pPr>
+      <w:r>
+        <w:t xml:space="preserve">확정된 챕터 순서는 다음과 같다.</w:t>
+      </w:r>
+    </w:p>
+    <w:p>
+      <w:pPr>
+        <w:numPr>
+          <w:ilvl w:val="0"/>
+          <w:numId w:val="1002"/>
+        </w:numPr>
+        <w:pStyle w:val="Compact"/>
+      </w:pPr>
+      <w:r>
+        <w:t xml:space="preserve">학교</w:t>
+      </w:r>
+    </w:p>
+    <w:p>
+      <w:pPr>
+        <w:numPr>
+          <w:ilvl w:val="0"/>
+          <w:numId w:val="1002"/>
+        </w:numPr>
+        <w:pStyle w:val="Compact"/>
+      </w:pPr>
+      <w:r>
+        <w:t xml:space="preserve">아파트</w:t>
+      </w:r>
+    </w:p>
+    <w:p>
+      <w:pPr>
+        <w:numPr>
+          <w:ilvl w:val="0"/>
+          <w:numId w:val="1002"/>
+        </w:numPr>
+        <w:pStyle w:val="Compact"/>
+      </w:pPr>
+      <w:r>
+        <w:t xml:space="preserve">방송국</w:t>
+      </w:r>
+    </w:p>
+    <w:p>
+      <w:pPr>
+        <w:numPr>
+          <w:ilvl w:val="0"/>
+          <w:numId w:val="1002"/>
+        </w:numPr>
+        <w:pStyle w:val="Compact"/>
+      </w:pPr>
+      <w:r>
+        <w:t xml:space="preserve">병원</w:t>
+      </w:r>
+    </w:p>
+    <w:p>
+      <w:pPr>
+        <w:numPr>
+          <w:ilvl w:val="0"/>
+          <w:numId w:val="1002"/>
+        </w:numPr>
+        <w:pStyle w:val="Compact"/>
+      </w:pPr>
+      <w:r>
+        <w:t xml:space="preserve">절</w:t>
+      </w:r>
+    </w:p>
+    <w:p>
+      <w:pPr>
+        <w:numPr>
+          <w:ilvl w:val="0"/>
+          <w:numId w:val="1002"/>
+        </w:numPr>
+        <w:pStyle w:val="Compact"/>
+      </w:pPr>
+      <w:r>
+        <w:t xml:space="preserve">호텔</w:t>
+      </w:r>
+    </w:p>
+    <w:p>
+      <w:pPr>
+        <w:numPr>
+          <w:ilvl w:val="0"/>
+          <w:numId w:val="1002"/>
+        </w:numPr>
+        <w:pStyle w:val="Compact"/>
+      </w:pPr>
+      <w:r>
+        <w:t xml:space="preserve">놀이공원</w:t>
+      </w:r>
+    </w:p>
+    <w:p>
+      <w:pPr>
+        <w:numPr>
+          <w:ilvl w:val="0"/>
+          <w:numId w:val="1002"/>
+        </w:numPr>
+        <w:pStyle w:val="Compact"/>
+      </w:pPr>
+      <w:r>
+        <w:t xml:space="preserve">연구소</w:t>
+      </w:r>
+    </w:p>
+    <w:p>
+      <w:pPr>
+        <w:pStyle w:val="FirstParagraph"/>
+      </w:pPr>
+      <w:r>
+        <w:t xml:space="preserve">지하철역은 독립 챕터가 아니라 세이프 하우스와 각 구역을 잇는 이동 전용 공간이다.</w:t>
+      </w:r>
+    </w:p>
+    <w:p>
+      <w:pPr>
+        <w:pStyle w:val="BodyText"/>
+      </w:pPr>
+      <w:r>
+        <w:t xml:space="preserve">현장에서 반복 관찰되는 존재와 현상은</w:t>
+      </w:r>
       <w:r>
         <w:t xml:space="preserve"> </w:t>
       </w:r>
-    </w:p>
-    <w:p>
-      <w:pPr>
-        <w:pStyle w:val="Heading2"/>
-        <w:spacing w:after="200"/>
-        <w:jc w:val="left"/>
-      </w:pPr>
-      <w:r>
-        <w:t xml:space="preserve">4. 맵과 개체 기준</w:t>
-      </w:r>
-    </w:p>
-    <w:p>
-      <w:pPr>
-        <w:spacing w:after="120"/>
-        <w:jc w:val="left"/>
-      </w:pPr>
-      <w:r>
-        <w:t xml:space="preserve">확정된 챕터 순서는 다음과 같다.</w:t>
-      </w:r>
-    </w:p>
-    <w:p>
-      <w:pPr>
-        <w:spacing w:after="200"/>
-      </w:pPr>
-      <w:r>
-        <w:t xml:space="preserve"> </w:t>
-      </w:r>
-    </w:p>
-    <w:p>
-      <w:pPr>
-        <w:spacing w:after="100"/>
-        <w:ind w:start="20"/>
-        <w:jc w:val="left"/>
-      </w:pPr>
-      <w:r>
-        <w:t xml:space="preserve">1. </w:t>
-      </w:r>
-      <w:r>
-        <w:t xml:space="preserve">학교</w:t>
-      </w:r>
-    </w:p>
-    <w:p>
-      <w:pPr>
-        <w:spacing w:after="100"/>
-        <w:ind w:start="20"/>
-        <w:jc w:val="left"/>
-      </w:pPr>
-      <w:r>
-        <w:t xml:space="preserve">2. </w:t>
-      </w:r>
-      <w:r>
-        <w:t xml:space="preserve">아파트</w:t>
-      </w:r>
-    </w:p>
-    <w:p>
-      <w:pPr>
-        <w:spacing w:after="100"/>
-        <w:ind w:start="20"/>
-        <w:jc w:val="left"/>
-      </w:pPr>
-      <w:r>
-        <w:t xml:space="preserve">3. </w:t>
-      </w:r>
-      <w:r>
-        <w:t xml:space="preserve">방송국</w:t>
-      </w:r>
-    </w:p>
-    <w:p>
-      <w:pPr>
-        <w:spacing w:after="100"/>
-        <w:ind w:start="20"/>
-        <w:jc w:val="left"/>
-      </w:pPr>
-      <w:r>
-        <w:t xml:space="preserve">4. </w:t>
-      </w:r>
-      <w:r>
-        <w:t xml:space="preserve">병원</w:t>
-      </w:r>
-    </w:p>
-    <w:p>
-      <w:pPr>
-        <w:spacing w:after="100"/>
-        <w:ind w:start="20"/>
-        <w:jc w:val="left"/>
-      </w:pPr>
-      <w:r>
-        <w:t xml:space="preserve">5. </w:t>
-      </w:r>
-      <w:r>
-        <w:t xml:space="preserve">절</w:t>
-      </w:r>
-    </w:p>
-    <w:p>
-      <w:pPr>
-        <w:spacing w:after="100"/>
-        <w:ind w:start="20"/>
-        <w:jc w:val="left"/>
-      </w:pPr>
-      <w:r>
-        <w:t xml:space="preserve">6. </w:t>
-      </w:r>
-      <w:r>
-        <w:t xml:space="preserve">호텔</w:t>
-      </w:r>
-    </w:p>
-    <w:p>
-      <w:pPr>
-        <w:spacing w:after="100"/>
-        <w:ind w:start="20"/>
-        <w:jc w:val="left"/>
-      </w:pPr>
-      <w:r>
-        <w:t xml:space="preserve">7. </w:t>
-      </w:r>
-      <w:r>
-        <w:t xml:space="preserve">놀이공원</w:t>
-      </w:r>
-    </w:p>
-    <w:p>
-      <w:pPr>
-        <w:spacing w:after="100"/>
-        <w:ind w:start="20"/>
-        <w:jc w:val="left"/>
-      </w:pPr>
-      <w:r>
-        <w:t xml:space="preserve">8. </w:t>
-      </w:r>
-      <w:r>
-        <w:t xml:space="preserve">연구소</w:t>
-      </w:r>
-    </w:p>
-    <w:p>
-      <w:pPr>
-        <w:spacing w:after="200"/>
-      </w:pPr>
-      <w:r>
-        <w:t xml:space="preserve"> </w:t>
-      </w:r>
-    </w:p>
-    <w:p>
-      <w:pPr>
-        <w:spacing w:after="120"/>
-        <w:jc w:val="left"/>
-      </w:pPr>
-      <w:r>
-        <w:t xml:space="preserve">지하철역은 독립 챕터가 아니라 세이프 하우스와 각 구역을 잇는 이동 전용 공간이다.</w:t>
-      </w:r>
-    </w:p>
-    <w:p>
-      <w:pPr>
-        <w:spacing w:after="200"/>
-      </w:pPr>
-      <w:r>
-        <w:t xml:space="preserve"> </w:t>
-      </w:r>
-    </w:p>
-    <w:p>
-      <w:pPr>
-        <w:spacing w:after="120"/>
-        <w:jc w:val="left"/>
-      </w:pPr>
-      <w:r>
-        <w:t xml:space="preserve">현장에서 반복 관찰되는 존재와 현상은 </w:t>
-      </w:r>
       <w:r>
         <w:rPr>
+          <w:bCs/>
           <w:b/>
-          <w:bCs/>
         </w:rPr>
         <w:t xml:space="preserve">개체</w:t>
       </w:r>
       <w:r>
-        <w:t xml:space="preserve">라고 부른다. </w:t>
+        <w:t xml:space="preserve">라고 부른다.</w:t>
+      </w:r>
+      <w:r>
+        <w:t xml:space="preserve"> </w:t>
       </w:r>
       <w:r>
         <w:rPr>
+          <w:bCs/>
           <w:b/>
-          <w:bCs/>
         </w:rPr>
         <w:t xml:space="preserve">괴이</w:t>
       </w:r>
@@ -1140,44 +1150,33 @@
     </w:p>
     <w:p>
       <w:pPr>
-        <w:spacing w:after="200"/>
-      </w:pPr>
+        <w:pStyle w:val="BodyText"/>
+      </w:pPr>
+      <w:r>
+        <w:t xml:space="preserve">개체 위험 등급은 1~3등급과 미분류를 사용한다. 기존 4등급은 개체의 상위 등급으로 사용하지 않으며, 구역 전체를 위협하는 사건에는 별도의</w:t>
+      </w:r>
       <w:r>
         <w:t xml:space="preserve"> </w:t>
       </w:r>
-    </w:p>
-    <w:p>
-      <w:pPr>
-        <w:spacing w:after="120"/>
-        <w:jc w:val="left"/>
-      </w:pPr>
-      <w:r>
-        <w:t xml:space="preserve">개체 위험 등급은 1~3등급과 미분류를 사용한다. 기존 4등급은 개체의 상위 등급으로 사용하지 않으며, 구역 전체를 위협하는 사건에는 별도의 </w:t>
-      </w:r>
       <w:r>
         <w:rPr>
+          <w:bCs/>
           <w:b/>
-          <w:bCs/>
         </w:rPr>
         <w:t xml:space="preserve">재난급 사건</w:t>
       </w:r>
       <w:r>
-        <w:t xml:space="preserve"> 태그를 붙인다.</w:t>
-      </w:r>
-    </w:p>
-    <w:p>
-      <w:pPr>
-        <w:spacing w:after="200"/>
-      </w:pPr>
-      <w:r>
         <w:t xml:space="preserve"> </w:t>
       </w:r>
-    </w:p>
+      <w:r>
+        <w:t xml:space="preserve">태그를 붙인다.</w:t>
+      </w:r>
+    </w:p>
+    <w:bookmarkEnd w:id="23"/>
+    <w:bookmarkStart w:id="25" w:name="X387510c40a378efd41ec6fe338921ca4fb1367b"/>
     <w:p>
       <w:pPr>
         <w:pStyle w:val="Heading2"/>
-        <w:spacing w:after="200"/>
-        <w:jc w:val="left"/>
       </w:pPr>
       <w:r>
         <w:t xml:space="preserve">5. 플레이어 상태 수치</w:t>
@@ -1185,8 +1184,7 @@
     </w:p>
     <w:p>
       <w:pPr>
-        <w:spacing w:after="120"/>
-        <w:jc w:val="left"/>
+        <w:pStyle w:val="FirstParagraph"/>
       </w:pPr>
       <w:r>
         <w:t xml:space="preserve">플레이어가 관리하는 실제 상태 수치는 다음 세 가지다.</w:t>
@@ -1194,27 +1192,16 @@
     </w:p>
     <w:p>
       <w:pPr>
-        <w:spacing w:after="200"/>
-      </w:pPr>
-      <w:r>
-        <w:t xml:space="preserve"> </w:t>
-      </w:r>
-    </w:p>
-    <w:p>
-      <w:pPr>
-        <w:pStyle w:val="ListParagraph"/>
         <w:numPr>
           <w:ilvl w:val="0"/>
-          <w:numId w:val="2"/>
+          <w:numId w:val="1003"/>
         </w:numPr>
-        <w:spacing w:after="100"/>
-        <w:ind w:start="240"/>
-        <w:jc w:val="left"/>
+        <w:pStyle w:val="Compact"/>
       </w:pPr>
       <w:r>
         <w:rPr>
+          <w:bCs/>
           <w:b/>
-          <w:bCs/>
         </w:rPr>
         <w:t xml:space="preserve">체력</w:t>
       </w:r>
@@ -1224,19 +1211,16 @@
     </w:p>
     <w:p>
       <w:pPr>
-        <w:pStyle w:val="ListParagraph"/>
         <w:numPr>
           <w:ilvl w:val="0"/>
-          <w:numId w:val="2"/>
+          <w:numId w:val="1003"/>
         </w:numPr>
-        <w:spacing w:after="100"/>
-        <w:ind w:start="240"/>
-        <w:jc w:val="left"/>
+        <w:pStyle w:val="Compact"/>
       </w:pPr>
       <w:r>
         <w:rPr>
+          <w:bCs/>
           <w:b/>
-          <w:bCs/>
         </w:rPr>
         <w:t xml:space="preserve">심박수</w:t>
       </w:r>
@@ -1246,19 +1230,16 @@
     </w:p>
     <w:p>
       <w:pPr>
-        <w:pStyle w:val="ListParagraph"/>
         <w:numPr>
           <w:ilvl w:val="0"/>
-          <w:numId w:val="2"/>
+          <w:numId w:val="1003"/>
         </w:numPr>
-        <w:spacing w:after="100"/>
-        <w:ind w:start="240"/>
-        <w:jc w:val="left"/>
+        <w:pStyle w:val="Compact"/>
       </w:pPr>
       <w:r>
         <w:rPr>
+          <w:bCs/>
           <w:b/>
-          <w:bCs/>
         </w:rPr>
         <w:t xml:space="preserve">정신력</w:t>
       </w:r>
@@ -1268,21 +1249,11 @@
     </w:p>
     <w:p>
       <w:pPr>
-        <w:spacing w:after="200"/>
-      </w:pPr>
-      <w:r>
-        <w:t xml:space="preserve"> </w:t>
-      </w:r>
-    </w:p>
-    <w:p>
-      <w:pPr>
-        <w:spacing w:after="120"/>
-        <w:jc w:val="left"/>
+        <w:pStyle w:val="FirstParagraph"/>
       </w:pPr>
       <w:r>
         <w:rPr>
-          <w:rFonts w:ascii="Courier New" w:cs="Courier New" w:eastAsia="Courier New" w:hAnsi="Courier New"/>
-          <w:shd w:fill="F1F5F9" w:color="auto" w:val="clear"/>
+          <w:rStyle w:val="VerbatimChar"/>
         </w:rPr>
         <w:t xml:space="preserve">공포 수치</w:t>
       </w:r>
@@ -1290,72 +1261,634 @@
         <w:t xml:space="preserve">는 사용하지 않는다. 공포 연출은 심박수와 정신력의 변화, 화면·음향·대사 연출로 표현한다.</w:t>
       </w:r>
     </w:p>
-    <w:p>
-      <w:pPr>
-        <w:spacing w:after="200"/>
-      </w:pPr>
+    <w:bookmarkStart w:id="24" w:name="Xcf95d86730ebefd5e7b5990e3c78ce3d3e539ad"/>
+    <w:p>
+      <w:pPr>
+        <w:pStyle w:val="Heading3"/>
+      </w:pPr>
+      <w:r>
+        <w:t xml:space="preserve">5-1. 숨겨진 관계 수치: 신뢰도</w:t>
+      </w:r>
+    </w:p>
+    <w:p>
+      <w:pPr>
+        <w:pStyle w:val="FirstParagraph"/>
+      </w:pPr>
+      <w:r>
+        <w:rPr>
+          <w:bCs/>
+          <w:b/>
+        </w:rPr>
+        <w:t xml:space="preserve">신뢰도</w:t>
+      </w:r>
+      <w:r>
+        <w:t xml:space="preserve">는 사비와 샤무 사이의 유대를 0~100으로 나타내는 내부 수치다. 플레이어가 직접 관리하는 상태 수치가 아니며, 선택지·대사 분기·엔딩 조건에만 사용한다.</w:t>
+      </w:r>
+    </w:p>
+    <w:p>
+      <w:pPr>
+        <w:numPr>
+          <w:ilvl w:val="0"/>
+          <w:numId w:val="1004"/>
+        </w:numPr>
+        <w:pStyle w:val="Compact"/>
+      </w:pPr>
+      <w:r>
+        <w:t xml:space="preserve">정식 UI에는 숫자로 노출하지 않고, 대사 톤·호칭·자동 대화 내용 변화로 간접 표현한다.</w:t>
+      </w:r>
+    </w:p>
+    <w:p>
+      <w:pPr>
+        <w:numPr>
+          <w:ilvl w:val="0"/>
+          <w:numId w:val="1004"/>
+        </w:numPr>
+        <w:pStyle w:val="Compact"/>
+      </w:pPr>
+      <w:r>
+        <w:t xml:space="preserve">현재 프로토타입 HUD의</w:t>
+      </w:r>
       <w:r>
         <w:t xml:space="preserve"> </w:t>
       </w:r>
-    </w:p>
+      <w:r>
+        <w:rPr>
+          <w:rStyle w:val="VerbatimChar"/>
+        </w:rPr>
+        <w:t xml:space="preserve">유대 신뢰도</w:t>
+      </w:r>
+      <w:r>
+        <w:t xml:space="preserve"> </w:t>
+      </w:r>
+      <w:r>
+        <w:t xml:space="preserve">표시는 테스트용이며 정식 UI가 아니다.</w:t>
+      </w:r>
+    </w:p>
+    <w:p>
+      <w:pPr>
+        <w:numPr>
+          <w:ilvl w:val="0"/>
+          <w:numId w:val="1004"/>
+        </w:numPr>
+        <w:pStyle w:val="Compact"/>
+      </w:pPr>
+      <w:r>
+        <w:t xml:space="preserve">위 세 가지 상태 수치와 별개이므로</w:t>
+      </w:r>
+      <w:r>
+        <w:t xml:space="preserve"> </w:t>
+      </w:r>
+      <w:r>
+        <w:rPr>
+          <w:rStyle w:val="VerbatimChar"/>
+        </w:rPr>
+        <w:t xml:space="preserve">유대감 링크 시스템</w:t>
+      </w:r>
+      <w:r>
+        <w:t xml:space="preserve">(체력·정신력 저하 시 상대 심박수 상승)과 혼동하지 않는다.</w:t>
+      </w:r>
+    </w:p>
+    <w:bookmarkEnd w:id="24"/>
+    <w:bookmarkEnd w:id="25"/>
+    <w:bookmarkStart w:id="26" w:name="X9504f64a4e30f48adbee84611804cfa161b403c"/>
     <w:p>
       <w:pPr>
         <w:pStyle w:val="Heading2"/>
-        <w:spacing w:after="200"/>
-        <w:jc w:val="left"/>
-      </w:pPr>
-      <w:r>
-        <w:t xml:space="preserve">6. 세이프 하우스의 안전성</w:t>
-      </w:r>
-    </w:p>
-    <w:p>
-      <w:pPr>
-        <w:spacing w:after="120"/>
-        <w:jc w:val="left"/>
+      </w:pPr>
+      <w:r>
+        <w:t xml:space="preserve">6. 규칙 상태 표기 기준</w:t>
+      </w:r>
+    </w:p>
+    <w:p>
+      <w:pPr>
+        <w:pStyle w:val="FirstParagraph"/>
+      </w:pPr>
+      <w:r>
+        <w:t xml:space="preserve">규칙서에 기록된 규칙은 서로 독립된 세 개의 축으로 표기한다. 문서마다 따로 쓰던 분류는 모두 아래 축 중 하나에 속한다.</w:t>
+      </w:r>
+    </w:p>
+    <w:tbl>
+      <w:tblPr>
+        <w:tblStyle w:val="Table"/>
+        <w:tblW w:type="auto" w:w="0"/>
+        <w:tblLook w:firstRow="1" w:lastRow="0" w:firstColumn="0" w:lastColumn="0" w:noHBand="0" w:noVBand="0" w:val="0020"/>
+        <w:jc w:val="start"/>
+      </w:tblPr>
+      <w:tblGrid>
+        <w:gridCol w:w="1980"/>
+        <w:gridCol w:w="1980"/>
+        <w:gridCol w:w="1980"/>
+        <w:gridCol w:w="1980"/>
+      </w:tblGrid>
+      <w:tr>
+        <w:trPr>
+          <w:tblHeader w:val="true"/>
+        </w:trPr>
+        <w:tc>
+          <w:tcPr/>
+          <w:p>
+            <w:pPr>
+              <w:pStyle w:val="Compact"/>
+              <w:jc w:val="left"/>
+            </w:pPr>
+            <w:r>
+              <w:t xml:space="preserve">축</w:t>
+            </w:r>
+          </w:p>
+        </w:tc>
+        <w:tc>
+          <w:tcPr/>
+          <w:p>
+            <w:pPr>
+              <w:pStyle w:val="Compact"/>
+              <w:jc w:val="left"/>
+            </w:pPr>
+            <w:r>
+              <w:t xml:space="preserve">값</w:t>
+            </w:r>
+          </w:p>
+        </w:tc>
+        <w:tc>
+          <w:tcPr/>
+          <w:p>
+            <w:pPr>
+              <w:pStyle w:val="Compact"/>
+              <w:jc w:val="left"/>
+            </w:pPr>
+            <w:r>
+              <w:t xml:space="preserve">의미</w:t>
+            </w:r>
+          </w:p>
+        </w:tc>
+        <w:tc>
+          <w:tcPr/>
+          <w:p>
+            <w:pPr>
+              <w:pStyle w:val="Compact"/>
+              <w:jc w:val="left"/>
+            </w:pPr>
+            <w:r>
+              <w:t xml:space="preserve">기존 문서의 표현</w:t>
+            </w:r>
+          </w:p>
+        </w:tc>
+      </w:tr>
+      <w:tr>
+        <w:tc>
+          <w:tcPr/>
+          <w:p>
+            <w:pPr>
+              <w:pStyle w:val="Compact"/>
+              <w:jc w:val="left"/>
+            </w:pPr>
+            <w:r>
+              <w:t xml:space="preserve">조사 진행</w:t>
+            </w:r>
+          </w:p>
+        </w:tc>
+        <w:tc>
+          <w:tcPr/>
+          <w:p>
+            <w:pPr>
+              <w:pStyle w:val="Compact"/>
+              <w:jc w:val="left"/>
+            </w:pPr>
+            <w:r>
+              <w:t xml:space="preserve">미확인 → 추정 → 확정</w:t>
+            </w:r>
+          </w:p>
+        </w:tc>
+        <w:tc>
+          <w:tcPr/>
+          <w:p>
+            <w:pPr>
+              <w:pStyle w:val="Compact"/>
+              <w:jc w:val="left"/>
+            </w:pPr>
+            <w:r>
+              <w:t xml:space="preserve">플레이어가 그 규칙을 어디까지 검증했는가</w:t>
+            </w:r>
+          </w:p>
+        </w:tc>
+        <w:tc>
+          <w:tcPr/>
+          <w:p>
+            <w:pPr>
+              <w:pStyle w:val="Compact"/>
+              <w:jc w:val="left"/>
+            </w:pPr>
+            <w:r>
+              <w:rPr>
+                <w:rStyle w:val="VerbatimChar"/>
+              </w:rPr>
+              <w:t xml:space="preserve">게임_소개.md</w:t>
+            </w:r>
+            <w:r>
+              <w:t xml:space="preserve">의 확정·추정·미확인</w:t>
+            </w:r>
+          </w:p>
+        </w:tc>
+      </w:tr>
+      <w:tr>
+        <w:tc>
+          <w:tcPr/>
+          <w:p>
+            <w:pPr>
+              <w:pStyle w:val="Compact"/>
+              <w:jc w:val="left"/>
+            </w:pPr>
+            <w:r>
+              <w:t xml:space="preserve">진위 태그</w:t>
+            </w:r>
+          </w:p>
+        </w:tc>
+        <w:tc>
+          <w:tcPr/>
+          <w:p>
+            <w:pPr>
+              <w:pStyle w:val="Compact"/>
+              <w:jc w:val="left"/>
+            </w:pPr>
+            <w:r>
+              <w:t xml:space="preserve">정상 / 조건부 / 오염</w:t>
+            </w:r>
+          </w:p>
+        </w:tc>
+        <w:tc>
+          <w:tcPr/>
+          <w:p>
+            <w:pPr>
+              <w:pStyle w:val="Compact"/>
+              <w:jc w:val="left"/>
+            </w:pPr>
+            <w:r>
+              <w:t xml:space="preserve">확정된 규칙이 실제로 어떻게 작동하는가</w:t>
+            </w:r>
+          </w:p>
+        </w:tc>
+        <w:tc>
+          <w:tcPr/>
+          <w:p>
+            <w:pPr>
+              <w:pStyle w:val="Compact"/>
+              <w:jc w:val="left"/>
+            </w:pPr>
+            <w:r>
+              <w:rPr>
+                <w:rStyle w:val="VerbatimChar"/>
+              </w:rPr>
+              <w:t xml:space="preserve">개체_설정.md</w:t>
+            </w:r>
+            <w:r>
+              <w:t xml:space="preserve">의 정상(구 확정)·조건부·오염 규칙,</w:t>
+            </w:r>
+            <w:r>
+              <w:t xml:space="preserve"> </w:t>
+            </w:r>
+            <w:r>
+              <w:rPr>
+                <w:rStyle w:val="VerbatimChar"/>
+              </w:rPr>
+              <w:t xml:space="preserve">게임_소개.md</w:t>
+            </w:r>
+            <w:r>
+              <w:t xml:space="preserve">의 변칙(=조건부)·오류(=오염)</w:t>
+            </w:r>
+          </w:p>
+        </w:tc>
+      </w:tr>
+      <w:tr>
+        <w:tc>
+          <w:tcPr/>
+          <w:p>
+            <w:pPr>
+              <w:pStyle w:val="Compact"/>
+              <w:jc w:val="left"/>
+            </w:pPr>
+            <w:r>
+              <w:t xml:space="preserve">위반 결과</w:t>
+            </w:r>
+          </w:p>
+        </w:tc>
+        <w:tc>
+          <w:tcPr/>
+          <w:p>
+            <w:pPr>
+              <w:pStyle w:val="Compact"/>
+              <w:jc w:val="left"/>
+            </w:pPr>
+            <w:r>
+              <w:t xml:space="preserve">안전 / 주의 / 위험 / 금지 / 판정 보류</w:t>
+            </w:r>
+          </w:p>
+        </w:tc>
+        <w:tc>
+          <w:tcPr/>
+          <w:p>
+            <w:pPr>
+              <w:pStyle w:val="Compact"/>
+              <w:jc w:val="left"/>
+            </w:pPr>
+            <w:r>
+              <w:t xml:space="preserve">어겼을 때 예상되는 결과의 크기</w:t>
+            </w:r>
+          </w:p>
+        </w:tc>
+        <w:tc>
+          <w:tcPr/>
+          <w:p>
+            <w:pPr>
+              <w:pStyle w:val="Compact"/>
+              <w:jc w:val="left"/>
+            </w:pPr>
+            <w:r>
+              <w:rPr>
+                <w:rStyle w:val="VerbatimChar"/>
+              </w:rPr>
+              <w:t xml:space="preserve">규칙서.md</w:t>
+            </w:r>
+            <w:r>
+              <w:t xml:space="preserve"> </w:t>
+            </w:r>
+            <w:r>
+              <w:t xml:space="preserve">9장</w:t>
+            </w:r>
+          </w:p>
+        </w:tc>
+      </w:tr>
+    </w:tbl>
+    <w:p>
+      <w:pPr>
+        <w:numPr>
+          <w:ilvl w:val="0"/>
+          <w:numId w:val="1005"/>
+        </w:numPr>
+        <w:pStyle w:val="Compact"/>
+      </w:pPr>
+      <w:r>
+        <w:t xml:space="preserve">진위 태그는 조사 진행이</w:t>
+      </w:r>
+      <w:r>
+        <w:t xml:space="preserve"> </w:t>
+      </w:r>
+      <w:r>
+        <w:rPr>
+          <w:rStyle w:val="VerbatimChar"/>
+        </w:rPr>
+        <w:t xml:space="preserve">확정</w:t>
+      </w:r>
+      <w:r>
+        <w:t xml:space="preserve">이 되어야 붙는다. 그 전에는</w:t>
+      </w:r>
+      <w:r>
+        <w:t xml:space="preserve"> </w:t>
+      </w:r>
+      <w:r>
+        <w:rPr>
+          <w:rStyle w:val="VerbatimChar"/>
+        </w:rPr>
+        <w:t xml:space="preserve">―</w:t>
+      </w:r>
+      <w:r>
+        <w:t xml:space="preserve">로 표시한다.</w:t>
+      </w:r>
+    </w:p>
+    <w:p>
+      <w:pPr>
+        <w:numPr>
+          <w:ilvl w:val="0"/>
+          <w:numId w:val="1005"/>
+        </w:numPr>
+        <w:pStyle w:val="Compact"/>
+      </w:pPr>
+      <w:r>
+        <w:rPr>
+          <w:rStyle w:val="VerbatimChar"/>
+        </w:rPr>
+        <w:t xml:space="preserve">정상</w:t>
+      </w:r>
+      <w:r>
+        <w:t xml:space="preserve">은 조건 없이 그대로 작동하는 규칙,</w:t>
+      </w:r>
+      <w:r>
+        <w:t xml:space="preserve"> </w:t>
+      </w:r>
+      <w:r>
+        <w:rPr>
+          <w:rStyle w:val="VerbatimChar"/>
+        </w:rPr>
+        <w:t xml:space="preserve">조건부</w:t>
+      </w:r>
+      <w:r>
+        <w:t xml:space="preserve">는 시간·행동·개체 상태에 따라 효과가 달라지는 규칙,</w:t>
+      </w:r>
+      <w:r>
+        <w:t xml:space="preserve"> </w:t>
+      </w:r>
+      <w:r>
+        <w:rPr>
+          <w:rStyle w:val="VerbatimChar"/>
+        </w:rPr>
+        <w:t xml:space="preserve">오염</w:t>
+      </w:r>
+      <w:r>
+        <w:t xml:space="preserve">은 개체나 공간에 의해 변조된 거짓 규칙이다.</w:t>
+      </w:r>
+    </w:p>
+    <w:p>
+      <w:pPr>
+        <w:numPr>
+          <w:ilvl w:val="0"/>
+          <w:numId w:val="1005"/>
+        </w:numPr>
+        <w:pStyle w:val="Compact"/>
+      </w:pPr>
+      <w:r>
+        <w:t xml:space="preserve">위반 결과는 진위와 무관하다. 오염된 규칙도 "따랐을 때의 결과"를 기준으로 위반 결과 등급을 붙일 수 있다.</w:t>
+      </w:r>
+    </w:p>
+    <w:p>
+      <w:pPr>
+        <w:pStyle w:val="FirstParagraph"/>
+      </w:pPr>
+      <w:r>
+        <w:t xml:space="preserve">표기 예시:</w:t>
+      </w:r>
+    </w:p>
+    <w:p>
+      <w:pPr>
+        <w:pStyle w:val="SourceCode"/>
+      </w:pPr>
+      <w:r>
+        <w:rPr>
+          <w:rStyle w:val="VerbatimChar"/>
+        </w:rPr>
+        <w:t xml:space="preserve">[확정·정상·주의] 교내 방송에서 본인의 이름이 들려도 대답하지 마십시오.</w:t>
+      </w:r>
+      <w:r>
+        <w:br/>
+      </w:r>
+      <w:r>
+        <w:rPr>
+          <w:rStyle w:val="VerbatimChar"/>
+        </w:rPr>
+        <w:t xml:space="preserve">[추정·―·위험] 붉은 분필로 적힌 이름은 방송실과 연동되는 듯하다.</w:t>
+      </w:r>
+      <w:r>
+        <w:br/>
+      </w:r>
+      <w:r>
+        <w:rPr>
+          <w:rStyle w:val="VerbatimChar"/>
+        </w:rPr>
+        <w:t xml:space="preserve">[확정·오염·금지] "안내문 아래 손글씨 조항을 따르십시오" ← 변조됨</w:t>
+      </w:r>
+    </w:p>
+    <w:bookmarkEnd w:id="26"/>
+    <w:bookmarkStart w:id="27" w:name="X38e01eb7e31a0d529486942e869a7fa90d4c7e8"/>
+    <w:p>
+      <w:pPr>
+        <w:pStyle w:val="Heading2"/>
+      </w:pPr>
+      <w:r>
+        <w:t xml:space="preserve">7. 규칙서의 출처 기준</w:t>
+      </w:r>
+    </w:p>
+    <w:p>
+      <w:pPr>
+        <w:numPr>
+          <w:ilvl w:val="0"/>
+          <w:numId w:val="1006"/>
+        </w:numPr>
+        <w:pStyle w:val="Compact"/>
+      </w:pPr>
+      <w:r>
+        <w:t xml:space="preserve">챕터 구역에 비치된 생존자용 규칙서는</w:t>
+      </w:r>
+      <w:r>
+        <w:t xml:space="preserve"> </w:t>
+      </w:r>
+      <w:r>
+        <w:rPr>
+          <w:bCs/>
+          <w:b/>
+        </w:rPr>
+        <w:t xml:space="preserve">협회가 작성한 위장 문서</w:t>
+      </w:r>
+      <w:r>
+        <w:t xml:space="preserve">다. 괴이들의 시선을 피하기 위해 협회 명의를 숨기고, 해당 장소에 자연스러운 안내문 형태(학교 안전수칙서, 병원 입원 안내문 등)로 비치한다.</w:t>
+      </w:r>
+    </w:p>
+    <w:p>
+      <w:pPr>
+        <w:numPr>
+          <w:ilvl w:val="0"/>
+          <w:numId w:val="1006"/>
+        </w:numPr>
+        <w:pStyle w:val="Compact"/>
+      </w:pPr>
+      <w:r>
+        <w:t xml:space="preserve">대원은 생존자용 규칙서와 별개로</w:t>
+      </w:r>
+      <w:r>
+        <w:t xml:space="preserve"> </w:t>
+      </w:r>
+      <w:r>
+        <w:rPr>
+          <w:bCs/>
+          <w:b/>
+        </w:rPr>
+        <w:t xml:space="preserve">협회용 보고서</w:t>
+      </w:r>
+      <w:r>
+        <w:t xml:space="preserve">를 본다. 보고서에는 사고 기록, 확정 개체, 대응법, 내부 코멘트가 함께 적혀 있어 대원용 수칙서 역할을 겸한다. 학교는</w:t>
+      </w:r>
+      <w:r>
+        <w:t xml:space="preserve"> </w:t>
+      </w:r>
+      <w:r>
+        <w:rPr>
+          <w:rStyle w:val="VerbatimChar"/>
+        </w:rPr>
+        <w:t xml:space="preserve">괴이저항단체_학교보고서.md</w:t>
+      </w:r>
+      <w:r>
+        <w:t xml:space="preserve">가 이에 해당한다.</w:t>
+      </w:r>
+    </w:p>
+    <w:p>
+      <w:pPr>
+        <w:numPr>
+          <w:ilvl w:val="0"/>
+          <w:numId w:val="1006"/>
+        </w:numPr>
+        <w:pStyle w:val="Compact"/>
+      </w:pPr>
+      <w:r>
+        <w:t xml:space="preserve">생존자 메모는 이전에 갇혔던 사람이 남긴 개인 기록이다.</w:t>
+      </w:r>
+    </w:p>
+    <w:p>
+      <w:pPr>
+        <w:numPr>
+          <w:ilvl w:val="0"/>
+          <w:numId w:val="1006"/>
+        </w:numPr>
+        <w:pStyle w:val="Compact"/>
+      </w:pPr>
+      <w:r>
+        <w:t xml:space="preserve">오염된 규칙은 개체나 공간이 위 문서들의 양식을 흉내 내거나 원문을 변조해 만든다.</w:t>
+      </w:r>
+    </w:p>
+    <w:bookmarkEnd w:id="27"/>
+    <w:bookmarkStart w:id="28" w:name="X8564e835d5a036381af9356a80adfb025308362"/>
+    <w:p>
+      <w:pPr>
+        <w:pStyle w:val="Heading2"/>
+      </w:pPr>
+      <w:r>
+        <w:t xml:space="preserve">8. 세이프 하우스의 안전성</w:t>
+      </w:r>
+    </w:p>
+    <w:p>
+      <w:pPr>
+        <w:pStyle w:val="FirstParagraph"/>
       </w:pPr>
       <w:r>
         <w:t xml:space="preserve">세이프 하우스에서는 개체의 직접 출현과 물리적 침입이 억제된다. 그러나 기록 오염, 환청, 기억 변질, 장비 이상 같은 간접적인 괴이 현상까지 완전히 차단되지는 않는다.</w:t>
       </w:r>
     </w:p>
-    <w:p>
-      <w:pPr>
-        <w:spacing w:after="200"/>
-      </w:pPr>
-      <w:r>
-        <w:t xml:space="preserve"> </w:t>
-      </w:r>
-    </w:p>
+    <w:bookmarkEnd w:id="28"/>
+    <w:bookmarkStart w:id="29" w:name="Xc193bd9699f541bf168d4ced6d51137c9e8d8e8"/>
     <w:p>
       <w:pPr>
         <w:pStyle w:val="Heading2"/>
-        <w:spacing w:after="200"/>
-        <w:jc w:val="left"/>
-      </w:pPr>
-      <w:r>
-        <w:t xml:space="preserve">7. 레거시 문서 처리</w:t>
-      </w:r>
-    </w:p>
-    <w:p>
-      <w:pPr>
-        <w:spacing w:after="120"/>
-        <w:jc w:val="left"/>
+      </w:pPr>
+      <w:r>
+        <w:t xml:space="preserve">9. 레거시 문서 처리</w:t>
+      </w:r>
+    </w:p>
+    <w:p>
+      <w:pPr>
+        <w:pStyle w:val="FirstParagraph"/>
       </w:pPr>
       <w:r>
         <w:rPr>
-          <w:rFonts w:ascii="Courier New" w:cs="Courier New" w:eastAsia="Courier New" w:hAnsi="Courier New"/>
-          <w:shd w:fill="F1F5F9" w:color="auto" w:val="clear"/>
+          <w:rStyle w:val="VerbatimChar"/>
         </w:rPr>
         <w:t xml:space="preserve">아노말리_설정.md</w:t>
       </w:r>
       <w:r>
-        <w:t xml:space="preserve">는 개정 전 아이디어를 보존하는 레거시 자료다. 학교 항목은 </w:t>
+        <w:t xml:space="preserve">는 개정 전 아이디어를 보존하는 레거시 자료다. 학교 항목은</w:t>
+      </w:r>
+      <w:r>
+        <w:t xml:space="preserve"> </w:t>
       </w:r>
       <w:r>
         <w:rPr>
-          <w:rFonts w:ascii="Courier New" w:cs="Courier New" w:eastAsia="Courier New" w:hAnsi="Courier New"/>
-          <w:shd w:fill="F1F5F9" w:color="auto" w:val="clear"/>
+          <w:rStyle w:val="VerbatimChar"/>
         </w:rPr>
-        <w:t xml:space="preserve">학교_개체.md</w:t>
+        <w:t xml:space="preserve">괴이저항단체_학교보고서.md</w:t>
       </w:r>
       <w:r>
         <w:t xml:space="preserve">로 대체되었으며, 현행 설계에 직접 사용하지 않는다. 병원·호텔 등 아직 새 형식의 상세 문서가 없는 내용은 해당 맵 문서를 작성할 때 참고 자료로만 이관한다.</w:t>
@@ -1363,24 +1896,17 @@
     </w:p>
     <w:p>
       <w:pPr>
-        <w:spacing w:after="200"/>
-      </w:pPr>
-      <w:r>
-        <w:t xml:space="preserve"> </w:t>
-      </w:r>
-    </w:p>
-    <w:p>
-      <w:pPr>
-        <w:spacing w:after="120"/>
-        <w:jc w:val="left"/>
+        <w:pStyle w:val="BodyText"/>
       </w:pPr>
       <w:r>
         <w:t xml:space="preserve">산속 별장, 오래된 여관, 도심 폐건물은 폐기되었고 장례식장은 절 챕터의 서브 요소로 흡수되었다. 게임 소개나 개발 범위에서는 확정 맵으로 세지 않는다.</w:t>
       </w:r>
     </w:p>
+    <w:bookmarkEnd w:id="29"/>
+    <w:bookmarkEnd w:id="30"/>
     <w:sectPr>
-      <w:pgSz w:w="11906" w:h="16838" w:orient="portrait"/>
-      <w:pgMar w:top="1440" w:right="1440" w:bottom="1440" w:left="1440" w:header="708" w:footer="708" w:gutter="0"/>
+      <w:pgSz w:h="16838" w:orient="portrait" w:w="11906"/>
+      <w:pgMar w:bottom="1440" w:footer="708" w:gutter="0" w:header="708" w:left="1440" w:right="1440" w:top="1440"/>
       <w:pgNumType/>
       <w:docGrid w:linePitch="360"/>
     </w:sectPr>
@@ -1389,40 +1915,22 @@
 </file>
 
 <file path=word/comments.xml><?xml version="1.0" encoding="utf-8"?>
-<w:comments xmlns:cx="http://schemas.microsoft.com/office/drawing/2014/chartex" xmlns:cx1="http://schemas.microsoft.com/office/drawing/2015/9/8/chartex" xmlns:cx2="http://schemas.microsoft.com/office/drawing/2015/10/21/chartex" xmlns:cx3="http://schemas.microsoft.com/office/drawing/2016/5/9/chartex" xmlns:cx4="http://schemas.microsoft.com/office/drawing/2016/5/10/chartex" xmlns:cx5="http://schemas.microsoft.com/office/drawing/2016/5/11/chartex" xmlns:cx6="http://schemas.microsoft.com/office/drawing/2016/5/12/chartex" xmlns:cx7="http://schemas.microsoft.com/office/drawing/2016/5/13/chartex" xmlns:cx8="http://schemas.microsoft.com/office/drawing/2016/5/14/chartex" xmlns:mc="http://schemas.openxmlformats.org/markup-compatibility/2006" xmlns:aink="http://schemas.microsoft.com/office/drawing/2016/ink" xmlns:am3d="http://schemas.microsoft.com/office/drawing/2017/model3d" xmlns:o="urn:schemas-microsoft-com:office:office" xmlns:r="http://schemas.openxmlformats.org/officeDocument/2006/relationships" xmlns:m="http://schemas.openxmlformats.org/officeDocument/2006/math" xmlns:v="urn:schemas-microsoft-com:vml" xmlns:wp14="http://schemas.microsoft.com/office/word/2010/wordprocessingDrawing" xmlns:wp="http://schemas.openxmlformats.org/drawingml/2006/wordprocessingDrawing" xmlns:w10="urn:schemas-microsoft-com:office:word" xmlns:w="http://schemas.openxmlformats.org/wordprocessingml/2006/main" xmlns:w14="http://schemas.microsoft.com/office/word/2010/wordml" xmlns:w15="http://schemas.microsoft.com/office/word/2012/wordml" xmlns:w16cex="http://schemas.microsoft.com/office/word/2018/wordml/cex" xmlns:w16cid="http://schemas.microsoft.com/office/word/2016/wordml/cid" xmlns:w16="http://schemas.microsoft.com/office/word/2018/wordml" xmlns:w16sdtdh="http://schemas.microsoft.com/office/word/2020/wordml/sdtdatahash" xmlns:w16se="http://schemas.microsoft.com/office/word/2015/wordml/symex" xmlns:wpg="http://schemas.microsoft.com/office/word/2010/wordprocessingGroup" xmlns:wpi="http://schemas.microsoft.com/office/word/2010/wordprocessingInk" xmlns:wne="http://schemas.microsoft.com/office/word/2006/wordml" xmlns:wps="http://schemas.microsoft.com/office/word/2010/wordprocessingShape"/>
+<w:comments xmlns:w="http://schemas.openxmlformats.org/wordprocessingml/2006/main" xmlns:m="http://schemas.openxmlformats.org/officeDocument/2006/math" xmlns:r="http://schemas.openxmlformats.org/officeDocument/2006/relationships" xmlns:o="urn:schemas-microsoft-com:office:office" xmlns:v="urn:schemas-microsoft-com:vml" xmlns:w10="urn:schemas-microsoft-com:office:word" xmlns:a="http://schemas.openxmlformats.org/drawingml/2006/main" xmlns:pic="http://schemas.openxmlformats.org/drawingml/2006/picture" xmlns:wp="http://schemas.openxmlformats.org/drawingml/2006/wordprocessingDrawing"/>
 </file>
 
 <file path=word/footnotes.xml><?xml version="1.0" encoding="utf-8"?>
-<w:footnotes xmlns:wpc="http://schemas.microsoft.com/office/word/2010/wordprocessingCanvas" xmlns:mc="http://schemas.openxmlformats.org/markup-compatibility/2006" xmlns:o="urn:schemas-microsoft-com:office:office" xmlns:r="http://schemas.openxmlformats.org/officeDocument/2006/relationships" xmlns:m="http://schemas.openxmlformats.org/officeDocument/2006/math" xmlns:v="urn:schemas-microsoft-com:vml" xmlns:wp14="http://schemas.microsoft.com/office/word/2010/wordprocessingDrawing" xmlns:wp="http://schemas.openxmlformats.org/drawingml/2006/wordprocessingDrawing" xmlns:w10="urn:schemas-microsoft-com:office:word" xmlns:w="http://schemas.openxmlformats.org/wordprocessingml/2006/main" xmlns:w14="http://schemas.microsoft.com/office/word/2010/wordml" xmlns:w15="http://schemas.microsoft.com/office/word/2012/wordml" xmlns:wpg="http://schemas.microsoft.com/office/word/2010/wordprocessingGroup" xmlns:wpi="http://schemas.microsoft.com/office/word/2010/wordprocessingInk" xmlns:wne="http://schemas.microsoft.com/office/word/2006/wordml" xmlns:wps="http://schemas.microsoft.com/office/word/2010/wordprocessingShape" mc:Ignorable="w14 w15 wp14">
+<w:footnotes xmlns:w="http://schemas.openxmlformats.org/wordprocessingml/2006/main" xmlns:m="http://schemas.openxmlformats.org/officeDocument/2006/math" xmlns:r="http://schemas.openxmlformats.org/officeDocument/2006/relationships" xmlns:o="urn:schemas-microsoft-com:office:office" xmlns:v="urn:schemas-microsoft-com:vml" xmlns:w10="urn:schemas-microsoft-com:office:word" xmlns:a="http://schemas.openxmlformats.org/drawingml/2006/main" xmlns:pic="http://schemas.openxmlformats.org/drawingml/2006/picture" xmlns:wp="http://schemas.openxmlformats.org/drawingml/2006/wordprocessingDrawing">
+  <w:footnote w:type="continuationSeparator" w:id="0">
+    <w:p>
+      <w:r>
+        <w:continuationSeparator/>
+      </w:r>
+    </w:p>
+  </w:footnote>
   <w:footnote w:type="separator" w:id="-1">
     <w:p>
-      <w:pPr>
-        <w:spacing w:after="0" w:line="240" w:lineRule="auto"/>
-      </w:pPr>
-      <w:r>
-        <w:rPr>
-          <w:rStyle w:val="FootnoteReference"/>
-        </w:rPr>
-        <w:footnoteRef/>
-      </w:r>
       <w:r>
         <w:separator/>
-      </w:r>
-    </w:p>
-  </w:footnote>
-  <w:footnote w:type="continuationSeparator" w:id="0">
-    <w:p>
-      <w:pPr>
-        <w:spacing w:after="0" w:line="240" w:lineRule="auto"/>
-      </w:pPr>
-      <w:r>
-        <w:rPr>
-          <w:rStyle w:val="FootnoteReference"/>
-        </w:rPr>
-        <w:footnoteRef/>
-      </w:r>
-      <w:r>
-        <w:continuationSeparator/>
       </w:r>
     </w:p>
   </w:footnote>
@@ -1430,181 +1938,418 @@
 </file>
 
 <file path=word/numbering.xml><?xml version="1.0" encoding="utf-8"?>
-<w:numbering xmlns:wpc="http://schemas.microsoft.com/office/word/2010/wordprocessingCanvas" xmlns:mc="http://schemas.openxmlformats.org/markup-compatibility/2006" xmlns:o="urn:schemas-microsoft-com:office:office" xmlns:r="http://schemas.openxmlformats.org/officeDocument/2006/relationships" xmlns:m="http://schemas.openxmlformats.org/officeDocument/2006/math" xmlns:v="urn:schemas-microsoft-com:vml" xmlns:wp14="http://schemas.microsoft.com/office/word/2010/wordprocessingDrawing" xmlns:wp="http://schemas.openxmlformats.org/drawingml/2006/wordprocessingDrawing" xmlns:w10="urn:schemas-microsoft-com:office:word" xmlns:w="http://schemas.openxmlformats.org/wordprocessingml/2006/main" xmlns:w14="http://schemas.microsoft.com/office/word/2010/wordml" xmlns:w15="http://schemas.microsoft.com/office/word/2012/wordml" xmlns:wpg="http://schemas.microsoft.com/office/word/2010/wordprocessingGroup" xmlns:wpi="http://schemas.microsoft.com/office/word/2010/wordprocessingInk" xmlns:wne="http://schemas.microsoft.com/office/word/2006/wordml" xmlns:wps="http://schemas.microsoft.com/office/word/2010/wordprocessingShape" mc:Ignorable="w14 w15 wp14">
-  <w:abstractNum w:abstractNumId="1" w15:restartNumberingAfterBreak="0">
+<w:numbering xmlns:m="http://schemas.openxmlformats.org/officeDocument/2006/math" xmlns:mc="http://schemas.openxmlformats.org/markup-compatibility/2006" xmlns:o="urn:schemas-microsoft-com:office:office" xmlns:r="http://schemas.openxmlformats.org/officeDocument/2006/relationships" xmlns:v="urn:schemas-microsoft-com:vml" xmlns:w="http://schemas.openxmlformats.org/wordprocessingml/2006/main" xmlns:w10="urn:schemas-microsoft-com:office:word" xmlns:w14="http://schemas.microsoft.com/office/word/2010/wordml" xmlns:w15="http://schemas.microsoft.com/office/word/2012/wordml" xmlns:wne="http://schemas.microsoft.com/office/word/2006/wordml" xmlns:wp="http://schemas.openxmlformats.org/drawingml/2006/wordprocessingDrawing" xmlns:wp14="http://schemas.microsoft.com/office/word/2010/wordprocessingDrawing" xmlns:wpc="http://schemas.microsoft.com/office/word/2010/wordprocessingCanvas" xmlns:wpg="http://schemas.microsoft.com/office/word/2010/wordprocessingGroup" xmlns:wpi="http://schemas.microsoft.com/office/word/2010/wordprocessingInk" xmlns:wps="http://schemas.microsoft.com/office/word/2010/wordprocessingShape" mc:Ignorable="w14 w15 wp14">
+  <w:abstractNum w15:restartNumberingAfterBreak="0" w:abstractNumId="1">
     <w:multiLevelType w:val="hybridMultilevel"/>
-    <w:lvl w:ilvl="0" w15:tentative="1">
+    <w:lvl w15:tentative="1" w:ilvl="0">
       <w:start w:val="1"/>
       <w:numFmt w:val="bullet"/>
       <w:lvlText w:val="●"/>
       <w:lvlJc w:val="left"/>
       <w:pPr>
-        <w:ind w:left="720" w:hanging="360"/>
-      </w:pPr>
-    </w:lvl>
-    <w:lvl w:ilvl="1" w15:tentative="1">
+        <w:ind w:hanging="360" w:left="720"/>
+      </w:pPr>
+    </w:lvl>
+    <w:lvl w15:tentative="1" w:ilvl="1">
       <w:start w:val="1"/>
       <w:numFmt w:val="bullet"/>
       <w:lvlText w:val="○"/>
       <w:lvlJc w:val="left"/>
       <w:pPr>
-        <w:ind w:left="1440" w:hanging="360"/>
-      </w:pPr>
-    </w:lvl>
-    <w:lvl w:ilvl="2" w15:tentative="1">
+        <w:ind w:hanging="360" w:left="1440"/>
+      </w:pPr>
+    </w:lvl>
+    <w:lvl w15:tentative="1" w:ilvl="2">
       <w:start w:val="1"/>
       <w:numFmt w:val="bullet"/>
       <w:lvlText w:val="■"/>
       <w:lvlJc w:val="left"/>
       <w:pPr>
-        <w:ind w:left="2160" w:hanging="360"/>
-      </w:pPr>
-    </w:lvl>
-    <w:lvl w:ilvl="3" w15:tentative="1">
+        <w:ind w:hanging="360" w:left="2160"/>
+      </w:pPr>
+    </w:lvl>
+    <w:lvl w15:tentative="1" w:ilvl="3">
       <w:start w:val="1"/>
       <w:numFmt w:val="bullet"/>
       <w:lvlText w:val="●"/>
       <w:lvlJc w:val="left"/>
       <w:pPr>
-        <w:ind w:left="2880" w:hanging="360"/>
-      </w:pPr>
-    </w:lvl>
-    <w:lvl w:ilvl="4" w15:tentative="1">
+        <w:ind w:hanging="360" w:left="2880"/>
+      </w:pPr>
+    </w:lvl>
+    <w:lvl w15:tentative="1" w:ilvl="4">
       <w:start w:val="1"/>
       <w:numFmt w:val="bullet"/>
       <w:lvlText w:val="○"/>
       <w:lvlJc w:val="left"/>
       <w:pPr>
-        <w:ind w:left="3600" w:hanging="360"/>
-      </w:pPr>
-    </w:lvl>
-    <w:lvl w:ilvl="5" w15:tentative="1">
+        <w:ind w:hanging="360" w:left="3600"/>
+      </w:pPr>
+    </w:lvl>
+    <w:lvl w15:tentative="1" w:ilvl="5">
       <w:start w:val="1"/>
       <w:numFmt w:val="bullet"/>
       <w:lvlText w:val="■"/>
       <w:lvlJc w:val="left"/>
       <w:pPr>
-        <w:ind w:left="4320" w:hanging="360"/>
-      </w:pPr>
-    </w:lvl>
-    <w:lvl w:ilvl="6" w15:tentative="1">
+        <w:ind w:hanging="360" w:left="4320"/>
+      </w:pPr>
+    </w:lvl>
+    <w:lvl w15:tentative="1" w:ilvl="6">
       <w:start w:val="1"/>
       <w:numFmt w:val="bullet"/>
       <w:lvlText w:val="●"/>
       <w:lvlJc w:val="left"/>
       <w:pPr>
-        <w:ind w:left="5040" w:hanging="360"/>
-      </w:pPr>
-    </w:lvl>
-    <w:lvl w:ilvl="7" w15:tentative="1">
+        <w:ind w:hanging="360" w:left="5040"/>
+      </w:pPr>
+    </w:lvl>
+    <w:lvl w15:tentative="1" w:ilvl="7">
       <w:start w:val="1"/>
       <w:numFmt w:val="bullet"/>
       <w:lvlText w:val="●"/>
       <w:lvlJc w:val="left"/>
       <w:pPr>
-        <w:ind w:left="5760" w:hanging="360"/>
-      </w:pPr>
-    </w:lvl>
-    <w:lvl w:ilvl="8" w15:tentative="1">
+        <w:ind w:hanging="360" w:left="5760"/>
+      </w:pPr>
+    </w:lvl>
+    <w:lvl w15:tentative="1" w:ilvl="8">
       <w:start w:val="1"/>
       <w:numFmt w:val="bullet"/>
       <w:lvlText w:val="●"/>
       <w:lvlJc w:val="left"/>
       <w:pPr>
-        <w:ind w:left="6480" w:hanging="360"/>
+        <w:ind w:hanging="360" w:left="6480"/>
       </w:pPr>
     </w:lvl>
   </w:abstractNum>
-  <w:abstractNum w:abstractNumId="2" w15:restartNumberingAfterBreak="0">
+  <w:abstractNum w15:restartNumberingAfterBreak="0" w:abstractNumId="2">
     <w:multiLevelType w:val="hybridMultilevel"/>
-    <w:lvl w:ilvl="0" w15:tentative="1">
+    <w:lvl w15:tentative="1" w:ilvl="0">
       <w:start w:val="1"/>
       <w:numFmt w:val="bullet"/>
       <w:suff w:val="space"/>
       <w:lvlText w:val="●"/>
       <w:lvlJc w:val="start"/>
       <w:pPr>
-        <w:ind w:start="240" w:hanging="180"/>
-      </w:pPr>
-    </w:lvl>
-    <w:lvl w:ilvl="1" w15:tentative="1">
+        <w:ind w:hanging="180" w:start="240"/>
+      </w:pPr>
+    </w:lvl>
+    <w:lvl w15:tentative="1" w:ilvl="1">
       <w:start w:val="1"/>
       <w:numFmt w:val="bullet"/>
       <w:suff w:val="space"/>
       <w:lvlText w:val="○"/>
       <w:lvlJc w:val="start"/>
       <w:pPr>
-        <w:ind w:start="660" w:hanging="180"/>
-      </w:pPr>
-    </w:lvl>
-    <w:lvl w:ilvl="2" w15:tentative="1">
+        <w:ind w:hanging="180" w:start="660"/>
+      </w:pPr>
+    </w:lvl>
+    <w:lvl w15:tentative="1" w:ilvl="2">
       <w:start w:val="1"/>
       <w:numFmt w:val="bullet"/>
       <w:suff w:val="space"/>
       <w:lvlText w:val="■"/>
       <w:lvlJc w:val="start"/>
       <w:pPr>
-        <w:ind w:start="1080" w:hanging="180"/>
-      </w:pPr>
-    </w:lvl>
-    <w:lvl w:ilvl="3" w15:tentative="1">
+        <w:ind w:hanging="180" w:start="1080"/>
+      </w:pPr>
+    </w:lvl>
+    <w:lvl w15:tentative="1" w:ilvl="3">
       <w:start w:val="1"/>
       <w:numFmt w:val="bullet"/>
       <w:suff w:val="space"/>
       <w:lvlText w:val="●"/>
       <w:lvlJc w:val="start"/>
       <w:pPr>
-        <w:ind w:start="1500" w:hanging="180"/>
-      </w:pPr>
-    </w:lvl>
-    <w:lvl w:ilvl="4" w15:tentative="1">
+        <w:ind w:hanging="180" w:start="1500"/>
+      </w:pPr>
+    </w:lvl>
+    <w:lvl w15:tentative="1" w:ilvl="4">
       <w:start w:val="1"/>
       <w:numFmt w:val="bullet"/>
       <w:suff w:val="space"/>
       <w:lvlText w:val="○"/>
       <w:lvlJc w:val="start"/>
       <w:pPr>
-        <w:ind w:start="1920" w:hanging="180"/>
-      </w:pPr>
-    </w:lvl>
-    <w:lvl w:ilvl="5" w15:tentative="1">
+        <w:ind w:hanging="180" w:start="1920"/>
+      </w:pPr>
+    </w:lvl>
+    <w:lvl w15:tentative="1" w:ilvl="5">
       <w:start w:val="1"/>
       <w:numFmt w:val="bullet"/>
       <w:suff w:val="space"/>
       <w:lvlText w:val="■"/>
       <w:lvlJc w:val="start"/>
       <w:pPr>
-        <w:ind w:start="2340" w:hanging="180"/>
-      </w:pPr>
-    </w:lvl>
-    <w:lvl w:ilvl="6" w15:tentative="1">
+        <w:ind w:hanging="180" w:start="2340"/>
+      </w:pPr>
+    </w:lvl>
+    <w:lvl w15:tentative="1" w:ilvl="6">
       <w:start w:val="1"/>
       <w:numFmt w:val="bullet"/>
       <w:suff w:val="space"/>
       <w:lvlText w:val="●"/>
       <w:lvlJc w:val="start"/>
       <w:pPr>
-        <w:ind w:start="2760" w:hanging="180"/>
-      </w:pPr>
-    </w:lvl>
-    <w:lvl w:ilvl="7" w15:tentative="1">
+        <w:ind w:hanging="180" w:start="2760"/>
+      </w:pPr>
+    </w:lvl>
+    <w:lvl w15:tentative="1" w:ilvl="7">
       <w:start w:val="1"/>
       <w:numFmt w:val="bullet"/>
       <w:suff w:val="space"/>
       <w:lvlText w:val="○"/>
       <w:lvlJc w:val="start"/>
       <w:pPr>
-        <w:ind w:start="3180" w:hanging="180"/>
-      </w:pPr>
-    </w:lvl>
-    <w:lvl w:ilvl="8" w15:tentative="1">
+        <w:ind w:hanging="180" w:start="3180"/>
+      </w:pPr>
+    </w:lvl>
+    <w:lvl w15:tentative="1" w:ilvl="8">
       <w:start w:val="1"/>
       <w:numFmt w:val="bullet"/>
       <w:suff w:val="space"/>
       <w:lvlText w:val="■"/>
       <w:lvlJc w:val="start"/>
       <w:pPr>
-        <w:ind w:start="3600" w:hanging="180"/>
+        <w:ind w:hanging="180" w:start="3600"/>
+      </w:pPr>
+    </w:lvl>
+  </w:abstractNum>
+  <w:abstractNum w:abstractNumId="990">
+    <w:nsid w:val="A990"/>
+    <w:multiLevelType w:val="multilevel"/>
+    <w:lvl w:ilvl="0">
+      <w:numFmt w:val="bullet"/>
+      <w:lvlText w:val=" "/>
+      <w:lvlJc w:val="left"/>
+      <w:pPr>
+        <w:ind w:left="720" w:hanging="480"/>
+      </w:pPr>
+    </w:lvl>
+    <w:lvl w:ilvl="1">
+      <w:numFmt w:val="bullet"/>
+      <w:lvlText w:val=" "/>
+      <w:lvlJc w:val="left"/>
+      <w:pPr>
+        <w:ind w:left="1440" w:hanging="480"/>
+      </w:pPr>
+    </w:lvl>
+    <w:lvl w:ilvl="2">
+      <w:numFmt w:val="bullet"/>
+      <w:lvlText w:val=" "/>
+      <w:lvlJc w:val="left"/>
+      <w:pPr>
+        <w:ind w:left="2160" w:hanging="480"/>
+      </w:pPr>
+    </w:lvl>
+    <w:lvl w:ilvl="3">
+      <w:numFmt w:val="bullet"/>
+      <w:lvlText w:val=" "/>
+      <w:lvlJc w:val="left"/>
+      <w:pPr>
+        <w:ind w:left="2880" w:hanging="480"/>
+      </w:pPr>
+    </w:lvl>
+    <w:lvl w:ilvl="4">
+      <w:numFmt w:val="bullet"/>
+      <w:lvlText w:val=" "/>
+      <w:lvlJc w:val="left"/>
+      <w:pPr>
+        <w:ind w:left="3600" w:hanging="480"/>
+      </w:pPr>
+    </w:lvl>
+    <w:lvl w:ilvl="5">
+      <w:numFmt w:val="bullet"/>
+      <w:lvlText w:val=" "/>
+      <w:lvlJc w:val="left"/>
+      <w:pPr>
+        <w:ind w:left="4320" w:hanging="480"/>
+      </w:pPr>
+    </w:lvl>
+    <w:lvl w:ilvl="6">
+      <w:numFmt w:val="bullet"/>
+      <w:lvlText w:val=" "/>
+      <w:lvlJc w:val="left"/>
+      <w:pPr>
+        <w:ind w:left="5040" w:hanging="480"/>
+      </w:pPr>
+    </w:lvl>
+    <w:lvl w:ilvl="7">
+      <w:numFmt w:val="bullet"/>
+      <w:lvlText w:val=" "/>
+      <w:lvlJc w:val="left"/>
+      <w:pPr>
+        <w:ind w:left="5760" w:hanging="480"/>
+      </w:pPr>
+    </w:lvl>
+    <w:lvl w:ilvl="8">
+      <w:numFmt w:val="bullet"/>
+      <w:lvlText w:val=" "/>
+      <w:lvlJc w:val="left"/>
+      <w:pPr>
+        <w:ind w:left="6480" w:hanging="480"/>
+      </w:pPr>
+    </w:lvl>
+  </w:abstractNum>
+  <w:abstractNum w:abstractNumId="991">
+    <w:nsid w:val="A991"/>
+    <w:multiLevelType w:val="multilevel"/>
+    <w:lvl w:ilvl="0">
+      <w:numFmt w:val="bullet"/>
+      <w:lvlText w:val="•"/>
+      <w:lvlJc w:val="left"/>
+      <w:pPr>
+        <w:ind w:left="720" w:hanging="480"/>
+      </w:pPr>
+    </w:lvl>
+    <w:lvl w:ilvl="1">
+      <w:numFmt w:val="bullet"/>
+      <w:lvlText w:val="–"/>
+      <w:lvlJc w:val="left"/>
+      <w:pPr>
+        <w:ind w:left="1440" w:hanging="480"/>
+      </w:pPr>
+    </w:lvl>
+    <w:lvl w:ilvl="2">
+      <w:numFmt w:val="bullet"/>
+      <w:lvlText w:val="•"/>
+      <w:lvlJc w:val="left"/>
+      <w:pPr>
+        <w:ind w:left="2160" w:hanging="480"/>
+      </w:pPr>
+    </w:lvl>
+    <w:lvl w:ilvl="3">
+      <w:numFmt w:val="bullet"/>
+      <w:lvlText w:val="–"/>
+      <w:lvlJc w:val="left"/>
+      <w:pPr>
+        <w:ind w:left="2880" w:hanging="480"/>
+      </w:pPr>
+    </w:lvl>
+    <w:lvl w:ilvl="4">
+      <w:numFmt w:val="bullet"/>
+      <w:lvlText w:val="•"/>
+      <w:lvlJc w:val="left"/>
+      <w:pPr>
+        <w:ind w:left="3600" w:hanging="480"/>
+      </w:pPr>
+    </w:lvl>
+    <w:lvl w:ilvl="5">
+      <w:numFmt w:val="bullet"/>
+      <w:lvlText w:val="–"/>
+      <w:lvlJc w:val="left"/>
+      <w:pPr>
+        <w:ind w:left="4320" w:hanging="480"/>
+      </w:pPr>
+    </w:lvl>
+    <w:lvl w:ilvl="6">
+      <w:numFmt w:val="bullet"/>
+      <w:lvlText w:val="•"/>
+      <w:lvlJc w:val="left"/>
+      <w:pPr>
+        <w:ind w:left="5040" w:hanging="480"/>
+      </w:pPr>
+    </w:lvl>
+    <w:lvl w:ilvl="7">
+      <w:numFmt w:val="bullet"/>
+      <w:lvlText w:val="–"/>
+      <w:lvlJc w:val="left"/>
+      <w:pPr>
+        <w:ind w:left="5760" w:hanging="480"/>
+      </w:pPr>
+    </w:lvl>
+    <w:lvl w:ilvl="8">
+      <w:numFmt w:val="bullet"/>
+      <w:lvlText w:val="•"/>
+      <w:lvlJc w:val="left"/>
+      <w:pPr>
+        <w:ind w:left="6480" w:hanging="480"/>
+      </w:pPr>
+    </w:lvl>
+  </w:abstractNum>
+  <w:abstractNum w:abstractNumId="99411">
+    <w:nsid w:val="A99411"/>
+    <w:multiLevelType w:val="multilevel"/>
+    <w:lvl w:ilvl="0">
+      <w:start w:val="1"/>
+      <w:numFmt w:val="decimal"/>
+      <w:lvlText w:val="%1."/>
+      <w:lvlJc w:val="left"/>
+      <w:pPr>
+        <w:ind w:left="720" w:hanging="480"/>
+      </w:pPr>
+    </w:lvl>
+    <w:lvl w:ilvl="1">
+      <w:start w:val="1"/>
+      <w:numFmt w:val="decimal"/>
+      <w:lvlText w:val="%2."/>
+      <w:lvlJc w:val="left"/>
+      <w:pPr>
+        <w:ind w:left="1440" w:hanging="480"/>
+      </w:pPr>
+    </w:lvl>
+    <w:lvl w:ilvl="2">
+      <w:start w:val="1"/>
+      <w:numFmt w:val="decimal"/>
+      <w:lvlText w:val="%3."/>
+      <w:lvlJc w:val="left"/>
+      <w:pPr>
+        <w:ind w:left="2160" w:hanging="480"/>
+      </w:pPr>
+    </w:lvl>
+    <w:lvl w:ilvl="3">
+      <w:start w:val="1"/>
+      <w:numFmt w:val="decimal"/>
+      <w:lvlText w:val="%4."/>
+      <w:lvlJc w:val="left"/>
+      <w:pPr>
+        <w:ind w:left="2880" w:hanging="480"/>
+      </w:pPr>
+    </w:lvl>
+    <w:lvl w:ilvl="4">
+      <w:start w:val="1"/>
+      <w:numFmt w:val="decimal"/>
+      <w:lvlText w:val="%5."/>
+      <w:lvlJc w:val="left"/>
+      <w:pPr>
+        <w:ind w:left="3600" w:hanging="480"/>
+      </w:pPr>
+    </w:lvl>
+    <w:lvl w:ilvl="5">
+      <w:start w:val="1"/>
+      <w:numFmt w:val="decimal"/>
+      <w:lvlText w:val="%6."/>
+      <w:lvlJc w:val="left"/>
+      <w:pPr>
+        <w:ind w:left="4320" w:hanging="480"/>
+      </w:pPr>
+    </w:lvl>
+    <w:lvl w:ilvl="6">
+      <w:start w:val="1"/>
+      <w:numFmt w:val="decimal"/>
+      <w:lvlText w:val="%7."/>
+      <w:lvlJc w:val="left"/>
+      <w:pPr>
+        <w:ind w:left="5040" w:hanging="480"/>
+      </w:pPr>
+    </w:lvl>
+    <w:lvl w:ilvl="7">
+      <w:start w:val="1"/>
+      <w:numFmt w:val="decimal"/>
+      <w:lvlText w:val="%8."/>
+      <w:lvlJc w:val="left"/>
+      <w:pPr>
+        <w:ind w:left="5760" w:hanging="480"/>
+      </w:pPr>
+    </w:lvl>
+    <w:lvl w:ilvl="8">
+      <w:start w:val="1"/>
+      <w:numFmt w:val="decimal"/>
+      <w:lvlText w:val="%9."/>
+      <w:lvlJc w:val="left"/>
+      <w:pPr>
+        <w:ind w:left="6480" w:hanging="480"/>
       </w:pPr>
     </w:lvl>
   </w:abstractNum>
@@ -1619,6 +2364,54 @@
     <w:lvlOverride w:ilvl="0">
       <w:startOverride w:val="1"/>
     </w:lvlOverride>
+  </w:num>
+  <w:num w:numId="1000">
+    <w:abstractNumId w:val="990"/>
+  </w:num>
+  <w:num w:numId="1001">
+    <w:abstractNumId w:val="991"/>
+  </w:num>
+  <w:num w:numId="1002">
+    <w:abstractNumId w:val="99411"/>
+    <w:lvlOverride w:ilvl="0">
+      <w:startOverride w:val="1"/>
+    </w:lvlOverride>
+    <w:lvlOverride w:ilvl="1">
+      <w:startOverride w:val="1"/>
+    </w:lvlOverride>
+    <w:lvlOverride w:ilvl="2">
+      <w:startOverride w:val="1"/>
+    </w:lvlOverride>
+    <w:lvlOverride w:ilvl="3">
+      <w:startOverride w:val="1"/>
+    </w:lvlOverride>
+    <w:lvlOverride w:ilvl="4">
+      <w:startOverride w:val="1"/>
+    </w:lvlOverride>
+    <w:lvlOverride w:ilvl="5">
+      <w:startOverride w:val="1"/>
+    </w:lvlOverride>
+    <w:lvlOverride w:ilvl="6">
+      <w:startOverride w:val="1"/>
+    </w:lvlOverride>
+    <w:lvlOverride w:ilvl="7">
+      <w:startOverride w:val="1"/>
+    </w:lvlOverride>
+    <w:lvlOverride w:ilvl="8">
+      <w:startOverride w:val="1"/>
+    </w:lvlOverride>
+  </w:num>
+  <w:num w:numId="1003">
+    <w:abstractNumId w:val="991"/>
+  </w:num>
+  <w:num w:numId="1004">
+    <w:abstractNumId w:val="991"/>
+  </w:num>
+  <w:num w:numId="1005">
+    <w:abstractNumId w:val="991"/>
+  </w:num>
+  <w:num w:numId="1006">
+    <w:abstractNumId w:val="991"/>
   </w:num>
 </w:numbering>
 </file>
@@ -1638,7 +2431,7 @@
       </w:pPr>
     </w:pPrDefault>
   </w:docDefaults>
-  <w:style w:type="paragraph" w:styleId="Title">
+  <w:style w:styleId="Title" w:type="paragraph">
     <w:name w:val="Title"/>
     <w:basedOn w:val="Normal"/>
     <w:next w:val="Normal"/>
@@ -1648,7 +2441,7 @@
       <w:szCs w:val="56"/>
     </w:rPr>
   </w:style>
-  <w:style w:type="paragraph" w:styleId="Heading1">
+  <w:style w:styleId="Heading1" w:type="paragraph">
     <w:name w:val="Heading 1"/>
     <w:basedOn w:val="Normal"/>
     <w:next w:val="Normal"/>
@@ -1661,7 +2454,7 @@
       <w:szCs w:val="40"/>
     </w:rPr>
   </w:style>
-  <w:style w:type="paragraph" w:styleId="Heading2">
+  <w:style w:styleId="Heading2" w:type="paragraph">
     <w:name w:val="Heading 2"/>
     <w:basedOn w:val="Normal"/>
     <w:next w:val="Normal"/>
@@ -1674,7 +2467,7 @@
       <w:szCs w:val="36"/>
     </w:rPr>
   </w:style>
-  <w:style w:type="paragraph" w:styleId="Heading3">
+  <w:style w:styleId="Heading3" w:type="paragraph">
     <w:name w:val="Heading 3"/>
     <w:basedOn w:val="Normal"/>
     <w:next w:val="Normal"/>
@@ -1687,7 +2480,7 @@
       <w:szCs w:val="32"/>
     </w:rPr>
   </w:style>
-  <w:style w:type="paragraph" w:styleId="Heading4">
+  <w:style w:styleId="Heading4" w:type="paragraph">
     <w:name w:val="Heading 4"/>
     <w:basedOn w:val="Normal"/>
     <w:next w:val="Normal"/>
@@ -1700,7 +2493,7 @@
       <w:szCs w:val="28"/>
     </w:rPr>
   </w:style>
-  <w:style w:type="paragraph" w:styleId="Heading5">
+  <w:style w:styleId="Heading5" w:type="paragraph">
     <w:name w:val="Heading 5"/>
     <w:basedOn w:val="Normal"/>
     <w:next w:val="Normal"/>
@@ -1713,7 +2506,7 @@
       <w:szCs w:val="24"/>
     </w:rPr>
   </w:style>
-  <w:style w:type="paragraph" w:styleId="Heading6">
+  <w:style w:styleId="Heading6" w:type="paragraph">
     <w:name w:val="Heading 6"/>
     <w:basedOn w:val="Normal"/>
     <w:next w:val="Normal"/>
@@ -1726,7 +2519,7 @@
       <w:szCs w:val="20"/>
     </w:rPr>
   </w:style>
-  <w:style w:type="paragraph" w:styleId="Strong">
+  <w:style w:styleId="Strong" w:type="paragraph">
     <w:name w:val="Strong"/>
     <w:basedOn w:val="Normal"/>
     <w:next w:val="Normal"/>
@@ -1736,12 +2529,12 @@
       <w:bCs/>
     </w:rPr>
   </w:style>
-  <w:style w:type="paragraph" w:styleId="ListParagraph">
+  <w:style w:styleId="ListParagraph" w:type="paragraph">
     <w:name w:val="List Paragraph"/>
     <w:basedOn w:val="Normal"/>
     <w:qFormat/>
   </w:style>
-  <w:style w:type="character" w:styleId="Hyperlink">
+  <w:style w:styleId="Hyperlink" w:type="character">
     <w:name w:val="Hyperlink"/>
     <w:basedOn w:val="DefaultParagraphFont"/>
     <w:uiPriority w:val="99"/>
@@ -1751,7 +2544,7 @@
       <w:u w:val="single"/>
     </w:rPr>
   </w:style>
-  <w:style w:type="character" w:styleId="FootnoteReference">
+  <w:style w:styleId="FootnoteReference" w:type="character">
     <w:name w:val="footnote reference"/>
     <w:basedOn w:val="DefaultParagraphFont"/>
     <w:uiPriority w:val="99"/>
@@ -1761,7 +2554,7 @@
       <w:vertAlign w:val="superscript"/>
     </w:rPr>
   </w:style>
-  <w:style w:type="paragraph" w:styleId="FootnoteText">
+  <w:style w:styleId="FootnoteText" w:type="paragraph">
     <w:name w:val="footnote text"/>
     <w:basedOn w:val="Normal"/>
     <w:link w:val="FootnoteTextChar"/>
@@ -1776,7 +2569,7 @@
       <w:szCs w:val="20"/>
     </w:rPr>
   </w:style>
-  <w:style w:type="character" w:styleId="FootnoteTextChar">
+  <w:style w:styleId="FootnoteTextChar" w:type="character">
     <w:name w:val="Footnote Text Char"/>
     <w:basedOn w:val="DefaultParagraphFont"/>
     <w:link w:val="FootnoteText"/>
@@ -1788,5 +2581,557 @@
       <w:szCs w:val="20"/>
     </w:rPr>
   </w:style>
+  <w:style w:type="paragraph" w:customStyle="1" w:styleId="SourceCode">
+    <w:name w:val="Source Code"/>
+    <w:basedOn w:val="Normal"/>
+    <w:link w:val="VerbatimChar"/>
+    <w:pPr>
+      <w:wordWrap w:val="off"/>
+    </w:pPr>
+  </w:style>
+  <w:style w:type="character" w:customStyle="1" w:styleId="KeywordTok">
+    <w:name w:val="KeywordTok"/>
+    <w:basedOn w:val="VerbatimChar"/>
+    <w:rPr>
+      <w:color w:val="007020"/>
+      <w:b/>
+    </w:rPr>
+  </w:style>
+  <w:style w:type="character" w:customStyle="1" w:styleId="DataTypeTok">
+    <w:name w:val="DataTypeTok"/>
+    <w:basedOn w:val="VerbatimChar"/>
+    <w:rPr>
+      <w:color w:val="902000"/>
+    </w:rPr>
+  </w:style>
+  <w:style w:type="character" w:customStyle="1" w:styleId="DecValTok">
+    <w:name w:val="DecValTok"/>
+    <w:basedOn w:val="VerbatimChar"/>
+    <w:rPr>
+      <w:color w:val="40a070"/>
+    </w:rPr>
+  </w:style>
+  <w:style w:type="character" w:customStyle="1" w:styleId="BaseNTok">
+    <w:name w:val="BaseNTok"/>
+    <w:basedOn w:val="VerbatimChar"/>
+    <w:rPr>
+      <w:color w:val="40a070"/>
+    </w:rPr>
+  </w:style>
+  <w:style w:type="character" w:customStyle="1" w:styleId="FloatTok">
+    <w:name w:val="FloatTok"/>
+    <w:basedOn w:val="VerbatimChar"/>
+    <w:rPr>
+      <w:color w:val="40a070"/>
+    </w:rPr>
+  </w:style>
+  <w:style w:type="character" w:customStyle="1" w:styleId="ConstantTok">
+    <w:name w:val="ConstantTok"/>
+    <w:basedOn w:val="VerbatimChar"/>
+    <w:rPr>
+      <w:color w:val="880000"/>
+    </w:rPr>
+  </w:style>
+  <w:style w:type="character" w:customStyle="1" w:styleId="CharTok">
+    <w:name w:val="CharTok"/>
+    <w:basedOn w:val="VerbatimChar"/>
+    <w:rPr>
+      <w:color w:val="4070a0"/>
+    </w:rPr>
+  </w:style>
+  <w:style w:type="character" w:customStyle="1" w:styleId="SpecialCharTok">
+    <w:name w:val="SpecialCharTok"/>
+    <w:basedOn w:val="VerbatimChar"/>
+    <w:rPr>
+      <w:color w:val="4070a0"/>
+    </w:rPr>
+  </w:style>
+  <w:style w:type="character" w:customStyle="1" w:styleId="StringTok">
+    <w:name w:val="StringTok"/>
+    <w:basedOn w:val="VerbatimChar"/>
+    <w:rPr>
+      <w:color w:val="4070a0"/>
+    </w:rPr>
+  </w:style>
+  <w:style w:type="character" w:customStyle="1" w:styleId="VerbatimStringTok">
+    <w:name w:val="VerbatimStringTok"/>
+    <w:basedOn w:val="VerbatimChar"/>
+    <w:rPr>
+      <w:color w:val="4070a0"/>
+    </w:rPr>
+  </w:style>
+  <w:style w:type="character" w:customStyle="1" w:styleId="SpecialStringTok">
+    <w:name w:val="SpecialStringTok"/>
+    <w:basedOn w:val="VerbatimChar"/>
+    <w:rPr>
+      <w:color w:val="bb6688"/>
+    </w:rPr>
+  </w:style>
+  <w:style w:type="character" w:customStyle="1" w:styleId="ImportTok">
+    <w:name w:val="ImportTok"/>
+    <w:basedOn w:val="VerbatimChar"/>
+    <w:rPr>
+      <w:color w:val="008000"/>
+      <w:b/>
+    </w:rPr>
+  </w:style>
+  <w:style w:type="character" w:customStyle="1" w:styleId="CommentTok">
+    <w:name w:val="CommentTok"/>
+    <w:basedOn w:val="VerbatimChar"/>
+    <w:rPr>
+      <w:color w:val="60a0b0"/>
+      <w:i/>
+    </w:rPr>
+  </w:style>
+  <w:style w:type="character" w:customStyle="1" w:styleId="DocumentationTok">
+    <w:name w:val="DocumentationTok"/>
+    <w:basedOn w:val="VerbatimChar"/>
+    <w:rPr>
+      <w:color w:val="ba2121"/>
+      <w:i/>
+    </w:rPr>
+  </w:style>
+  <w:style w:type="character" w:customStyle="1" w:styleId="AnnotationTok">
+    <w:name w:val="AnnotationTok"/>
+    <w:basedOn w:val="VerbatimChar"/>
+    <w:rPr>
+      <w:color w:val="60a0b0"/>
+      <w:b/>
+      <w:i/>
+    </w:rPr>
+  </w:style>
+  <w:style w:type="character" w:customStyle="1" w:styleId="CommentVarTok">
+    <w:name w:val="CommentVarTok"/>
+    <w:basedOn w:val="VerbatimChar"/>
+    <w:rPr>
+      <w:color w:val="60a0b0"/>
+      <w:b/>
+      <w:i/>
+    </w:rPr>
+  </w:style>
+  <w:style w:type="character" w:customStyle="1" w:styleId="OtherTok">
+    <w:name w:val="OtherTok"/>
+    <w:basedOn w:val="VerbatimChar"/>
+    <w:rPr>
+      <w:color w:val="007020"/>
+    </w:rPr>
+  </w:style>
+  <w:style w:type="character" w:customStyle="1" w:styleId="FunctionTok">
+    <w:name w:val="FunctionTok"/>
+    <w:basedOn w:val="VerbatimChar"/>
+    <w:rPr>
+      <w:color w:val="06287e"/>
+    </w:rPr>
+  </w:style>
+  <w:style w:type="character" w:customStyle="1" w:styleId="VariableTok">
+    <w:name w:val="VariableTok"/>
+    <w:basedOn w:val="VerbatimChar"/>
+    <w:rPr>
+      <w:color w:val="19177c"/>
+    </w:rPr>
+  </w:style>
+  <w:style w:type="character" w:customStyle="1" w:styleId="ControlFlowTok">
+    <w:name w:val="ControlFlowTok"/>
+    <w:basedOn w:val="VerbatimChar"/>
+    <w:rPr>
+      <w:color w:val="007020"/>
+      <w:b/>
+    </w:rPr>
+  </w:style>
+  <w:style w:type="character" w:customStyle="1" w:styleId="OperatorTok">
+    <w:name w:val="OperatorTok"/>
+    <w:basedOn w:val="VerbatimChar"/>
+    <w:rPr>
+      <w:color w:val="666666"/>
+    </w:rPr>
+  </w:style>
+  <w:style w:type="character" w:customStyle="1" w:styleId="BuiltInTok">
+    <w:name w:val="BuiltInTok"/>
+    <w:basedOn w:val="VerbatimChar"/>
+    <w:rPr>
+      <w:color w:val="008000"/>
+    </w:rPr>
+  </w:style>
+  <w:style w:type="character" w:customStyle="1" w:styleId="ExtensionTok">
+    <w:name w:val="ExtensionTok"/>
+    <w:basedOn w:val="VerbatimChar"/>
+    <w:rPr/>
+  </w:style>
+  <w:style w:type="character" w:customStyle="1" w:styleId="PreprocessorTok">
+    <w:name w:val="PreprocessorTok"/>
+    <w:basedOn w:val="VerbatimChar"/>
+    <w:rPr>
+      <w:color w:val="bc7a00"/>
+    </w:rPr>
+  </w:style>
+  <w:style w:type="character" w:customStyle="1" w:styleId="AttributeTok">
+    <w:name w:val="AttributeTok"/>
+    <w:basedOn w:val="VerbatimChar"/>
+    <w:rPr>
+      <w:color w:val="7d9029"/>
+    </w:rPr>
+  </w:style>
+  <w:style w:type="character" w:customStyle="1" w:styleId="RegionMarkerTok">
+    <w:name w:val="RegionMarkerTok"/>
+    <w:basedOn w:val="VerbatimChar"/>
+    <w:rPr/>
+  </w:style>
+  <w:style w:type="character" w:customStyle="1" w:styleId="InformationTok">
+    <w:name w:val="InformationTok"/>
+    <w:basedOn w:val="VerbatimChar"/>
+    <w:rPr>
+      <w:color w:val="60a0b0"/>
+      <w:b/>
+      <w:i/>
+    </w:rPr>
+  </w:style>
+  <w:style w:type="character" w:customStyle="1" w:styleId="WarningTok">
+    <w:name w:val="WarningTok"/>
+    <w:basedOn w:val="VerbatimChar"/>
+    <w:rPr>
+      <w:color w:val="60a0b0"/>
+      <w:b/>
+      <w:i/>
+    </w:rPr>
+  </w:style>
+  <w:style w:type="character" w:customStyle="1" w:styleId="AlertTok">
+    <w:name w:val="AlertTok"/>
+    <w:basedOn w:val="VerbatimChar"/>
+    <w:rPr>
+      <w:color w:val="ff0000"/>
+      <w:b/>
+    </w:rPr>
+  </w:style>
+  <w:style w:type="character" w:customStyle="1" w:styleId="ErrorTok">
+    <w:name w:val="ErrorTok"/>
+    <w:basedOn w:val="VerbatimChar"/>
+    <w:rPr>
+      <w:color w:val="ff0000"/>
+      <w:b/>
+    </w:rPr>
+  </w:style>
+  <w:style w:type="character" w:customStyle="1" w:styleId="NormalTok">
+    <w:name w:val="NormalTok"/>
+    <w:basedOn w:val="VerbatimChar"/>
+    <w:rPr/>
+  </w:style>
 </w:styles>
+</file>
+
+<file path=word/theme/theme1.xml><?xml version="1.0" encoding="utf-8"?>
+<a:theme xmlns:a="http://schemas.openxmlformats.org/drawingml/2006/main" name="Office Theme">
+  <a:themeElements>
+    <a:clrScheme name="Office">
+      <a:dk1>
+        <a:sysClr val="windowText" lastClr="000000"/>
+      </a:dk1>
+      <a:lt1>
+        <a:sysClr val="window" lastClr="FFFFFF"/>
+      </a:lt1>
+      <a:dk2>
+        <a:srgbClr val="1F497D"/>
+      </a:dk2>
+      <a:lt2>
+        <a:srgbClr val="EEECE1"/>
+      </a:lt2>
+      <a:accent1>
+        <a:srgbClr val="4F81BD"/>
+      </a:accent1>
+      <a:accent2>
+        <a:srgbClr val="C0504D"/>
+      </a:accent2>
+      <a:accent3>
+        <a:srgbClr val="9BBB59"/>
+      </a:accent3>
+      <a:accent4>
+        <a:srgbClr val="8064A2"/>
+      </a:accent4>
+      <a:accent5>
+        <a:srgbClr val="4BACC6"/>
+      </a:accent5>
+      <a:accent6>
+        <a:srgbClr val="F79646"/>
+      </a:accent6>
+      <a:hlink>
+        <a:srgbClr val="0000FF"/>
+      </a:hlink>
+      <a:folHlink>
+        <a:srgbClr val="800080"/>
+      </a:folHlink>
+    </a:clrScheme>
+    <a:fontScheme name="Office">
+      <a:majorFont>
+        <a:latin typeface="Calibri"/>
+        <a:ea typeface=""/>
+        <a:cs typeface=""/>
+        <a:font script="Jpan" typeface="ＭＳ ゴシック"/>
+        <a:font script="Hang" typeface="맑은 고딕"/>
+        <a:font script="Hans" typeface="宋体"/>
+        <a:font script="Hant" typeface="新細明體"/>
+        <a:font script="Arab" typeface="Times New Roman"/>
+        <a:font script="Hebr" typeface="Times New Roman"/>
+        <a:font script="Thai" typeface="Angsana New"/>
+        <a:font script="Ethi" typeface="Nyala"/>
+        <a:font script="Beng" typeface="Vrinda"/>
+        <a:font script="Gujr" typeface="Shruti"/>
+        <a:font script="Khmr" typeface="MoolBoran"/>
+        <a:font script="Knda" typeface="Tunga"/>
+        <a:font script="Guru" typeface="Raavi"/>
+        <a:font script="Cans" typeface="Euphemia"/>
+        <a:font script="Cher" typeface="Plantagenet Cherokee"/>
+        <a:font script="Yiii" typeface="Microsoft Yi Baiti"/>
+        <a:font script="Tibt" typeface="Microsoft Himalaya"/>
+        <a:font script="Thaa" typeface="MV Boli"/>
+        <a:font script="Deva" typeface="Mangal"/>
+        <a:font script="Telu" typeface="Gautami"/>
+        <a:font script="Taml" typeface="Latha"/>
+        <a:font script="Syrc" typeface="Estrangelo Edessa"/>
+        <a:font script="Orya" typeface="Kalinga"/>
+        <a:font script="Mlym" typeface="Kartika"/>
+        <a:font script="Laoo" typeface="DokChampa"/>
+        <a:font script="Sinh" typeface="Iskoola Pota"/>
+        <a:font script="Mong" typeface="Mongolian Baiti"/>
+        <a:font script="Viet" typeface="Times New Roman"/>
+        <a:font script="Uigh" typeface="Microsoft Uighur"/>
+      </a:majorFont>
+      <a:minorFont>
+        <a:latin typeface="Cambria"/>
+        <a:ea typeface=""/>
+        <a:cs typeface=""/>
+        <a:font script="Jpan" typeface="ＭＳ 明朝"/>
+        <a:font script="Hang" typeface="맑은 고딕"/>
+        <a:font script="Hans" typeface="宋体"/>
+        <a:font script="Hant" typeface="新細明體"/>
+        <a:font script="Arab" typeface="Arial"/>
+        <a:font script="Hebr" typeface="Arial"/>
+        <a:font script="Thai" typeface="Cordia New"/>
+        <a:font script="Ethi" typeface="Nyala"/>
+        <a:font script="Beng" typeface="Vrinda"/>
+        <a:font script="Gujr" typeface="Shruti"/>
+        <a:font script="Khmr" typeface="DaunPenh"/>
+        <a:font script="Knda" typeface="Tunga"/>
+        <a:font script="Guru" typeface="Raavi"/>
+        <a:font script="Cans" typeface="Euphemia"/>
+        <a:font script="Cher" typeface="Plantagenet Cherokee"/>
+        <a:font script="Yiii" typeface="Microsoft Yi Baiti"/>
+        <a:font script="Tibt" typeface="Microsoft Himalaya"/>
+        <a:font script="Thaa" typeface="MV Boli"/>
+        <a:font script="Deva" typeface="Mangal"/>
+        <a:font script="Telu" typeface="Gautami"/>
+        <a:font script="Taml" typeface="Latha"/>
+        <a:font script="Syrc" typeface="Estrangelo Edessa"/>
+        <a:font script="Orya" typeface="Kalinga"/>
+        <a:font script="Mlym" typeface="Kartika"/>
+        <a:font script="Laoo" typeface="DokChampa"/>
+        <a:font script="Sinh" typeface="Iskoola Pota"/>
+        <a:font script="Mong" typeface="Mongolian Baiti"/>
+        <a:font script="Viet" typeface="Arial"/>
+        <a:font script="Uigh" typeface="Microsoft Uighur"/>
+      </a:minorFont>
+    </a:fontScheme>
+    <a:fmtScheme name="Office">
+      <a:fillStyleLst>
+        <a:solidFill>
+          <a:schemeClr val="phClr"/>
+        </a:solidFill>
+        <a:gradFill rotWithShape="1">
+          <a:gsLst>
+            <a:gs pos="0">
+              <a:schemeClr val="phClr">
+                <a:tint val="50000"/>
+                <a:satMod val="300000"/>
+              </a:schemeClr>
+            </a:gs>
+            <a:gs pos="35000">
+              <a:schemeClr val="phClr">
+                <a:tint val="37000"/>
+                <a:satMod val="300000"/>
+              </a:schemeClr>
+            </a:gs>
+            <a:gs pos="100000">
+              <a:schemeClr val="phClr">
+                <a:tint val="15000"/>
+                <a:satMod val="350000"/>
+              </a:schemeClr>
+            </a:gs>
+          </a:gsLst>
+          <a:lin ang="16200000" scaled="1"/>
+        </a:gradFill>
+        <a:gradFill rotWithShape="1">
+          <a:gsLst>
+            <a:gs pos="0">
+              <a:schemeClr val="phClr">
+                <a:tint val="100000"/>
+                <a:shade val="100000"/>
+                <a:satMod val="130000"/>
+              </a:schemeClr>
+            </a:gs>
+            <a:gs pos="100000">
+              <a:schemeClr val="phClr">
+                <a:tint val="50000"/>
+                <a:shade val="100000"/>
+                <a:satMod val="350000"/>
+              </a:schemeClr>
+            </a:gs>
+          </a:gsLst>
+          <a:lin ang="16200000" scaled="0"/>
+        </a:gradFill>
+      </a:fillStyleLst>
+      <a:lnStyleLst>
+        <a:ln w="9525" cap="flat" cmpd="sng" algn="ctr">
+          <a:solidFill>
+            <a:schemeClr val="phClr">
+              <a:shade val="95000"/>
+              <a:satMod val="105000"/>
+            </a:schemeClr>
+          </a:solidFill>
+          <a:prstDash val="solid"/>
+        </a:ln>
+        <a:ln w="25400" cap="flat" cmpd="sng" algn="ctr">
+          <a:solidFill>
+            <a:schemeClr val="phClr"/>
+          </a:solidFill>
+          <a:prstDash val="solid"/>
+        </a:ln>
+        <a:ln w="38100" cap="flat" cmpd="sng" algn="ctr">
+          <a:solidFill>
+            <a:schemeClr val="phClr"/>
+          </a:solidFill>
+          <a:prstDash val="solid"/>
+        </a:ln>
+      </a:lnStyleLst>
+      <a:effectStyleLst>
+        <a:effectStyle>
+          <a:effectLst>
+            <a:outerShdw blurRad="40000" dist="20000" dir="5400000" rotWithShape="0">
+              <a:srgbClr val="000000">
+                <a:alpha val="38000"/>
+              </a:srgbClr>
+            </a:outerShdw>
+          </a:effectLst>
+        </a:effectStyle>
+        <a:effectStyle>
+          <a:effectLst>
+            <a:outerShdw blurRad="40000" dist="23000" dir="5400000" rotWithShape="0">
+              <a:srgbClr val="000000">
+                <a:alpha val="35000"/>
+              </a:srgbClr>
+            </a:outerShdw>
+          </a:effectLst>
+        </a:effectStyle>
+        <a:effectStyle>
+          <a:effectLst>
+            <a:outerShdw blurRad="40000" dist="23000" dir="5400000" rotWithShape="0">
+              <a:srgbClr val="000000">
+                <a:alpha val="35000"/>
+              </a:srgbClr>
+            </a:outerShdw>
+          </a:effectLst>
+          <a:scene3d>
+            <a:camera prst="orthographicFront">
+              <a:rot lat="0" lon="0" rev="0"/>
+            </a:camera>
+            <a:lightRig rig="threePt" dir="t">
+              <a:rot lat="0" lon="0" rev="1200000"/>
+            </a:lightRig>
+          </a:scene3d>
+          <a:sp3d>
+            <a:bevelT w="63500" h="25400"/>
+          </a:sp3d>
+        </a:effectStyle>
+      </a:effectStyleLst>
+      <a:bgFillStyleLst>
+        <a:solidFill>
+          <a:schemeClr val="phClr"/>
+        </a:solidFill>
+        <a:gradFill rotWithShape="1">
+          <a:gsLst>
+            <a:gs pos="0">
+              <a:schemeClr val="phClr">
+                <a:tint val="40000"/>
+                <a:satMod val="350000"/>
+              </a:schemeClr>
+            </a:gs>
+            <a:gs pos="40000">
+              <a:schemeClr val="phClr">
+                <a:tint val="45000"/>
+                <a:shade val="99000"/>
+                <a:satMod val="350000"/>
+              </a:schemeClr>
+            </a:gs>
+            <a:gs pos="100000">
+              <a:schemeClr val="phClr">
+                <a:shade val="20000"/>
+                <a:satMod val="255000"/>
+              </a:schemeClr>
+            </a:gs>
+          </a:gsLst>
+          <a:path path="circle">
+            <a:fillToRect l="50000" t="-80000" r="50000" b="180000"/>
+          </a:path>
+        </a:gradFill>
+        <a:gradFill rotWithShape="1">
+          <a:gsLst>
+            <a:gs pos="0">
+              <a:schemeClr val="phClr">
+                <a:tint val="80000"/>
+                <a:satMod val="300000"/>
+              </a:schemeClr>
+            </a:gs>
+            <a:gs pos="100000">
+              <a:schemeClr val="phClr">
+                <a:shade val="30000"/>
+                <a:satMod val="200000"/>
+              </a:schemeClr>
+            </a:gs>
+          </a:gsLst>
+          <a:path path="circle">
+            <a:fillToRect l="50000" t="50000" r="50000" b="50000"/>
+          </a:path>
+        </a:gradFill>
+      </a:bgFillStyleLst>
+    </a:fmtScheme>
+  </a:themeElements>
+  <a:objectDefaults>
+    <a:spDef>
+      <a:spPr/>
+      <a:bodyPr/>
+      <a:lstStyle/>
+      <a:style>
+        <a:lnRef idx="1">
+          <a:schemeClr val="accent1"/>
+        </a:lnRef>
+        <a:fillRef idx="3">
+          <a:schemeClr val="accent1"/>
+        </a:fillRef>
+        <a:effectRef idx="2">
+          <a:schemeClr val="accent1"/>
+        </a:effectRef>
+        <a:fontRef idx="minor">
+          <a:schemeClr val="lt1"/>
+        </a:fontRef>
+      </a:style>
+    </a:spDef>
+    <a:lnDef>
+      <a:spPr/>
+      <a:bodyPr/>
+      <a:lstStyle/>
+      <a:style>
+        <a:lnRef idx="2">
+          <a:schemeClr val="accent1"/>
+        </a:lnRef>
+        <a:fillRef idx="0">
+          <a:schemeClr val="accent1"/>
+        </a:fillRef>
+        <a:effectRef idx="1">
+          <a:schemeClr val="accent1"/>
+        </a:effectRef>
+        <a:fontRef idx="minor">
+          <a:schemeClr val="tx1"/>
+        </a:fontRef>
+      </a:style>
+    </a:lnDef>
+  </a:objectDefaults>
+  <a:extraClrSchemeLst/>
+</a:theme>
 </file>
--- a/기획서/02. 세계관 및 설정/공식_설정.docx
+++ b/기획서/02. 세계관 및 설정/공식_설정.docx
@@ -2,7 +2,7 @@
 <file path=word/document.xml><?xml version="1.0" encoding="utf-8"?>
 <w:document xmlns:w="http://schemas.openxmlformats.org/wordprocessingml/2006/main" xmlns:m="http://schemas.openxmlformats.org/officeDocument/2006/math" xmlns:r="http://schemas.openxmlformats.org/officeDocument/2006/relationships" xmlns:o="urn:schemas-microsoft-com:office:office" xmlns:v="urn:schemas-microsoft-com:vml" xmlns:w10="urn:schemas-microsoft-com:office:word" xmlns:a="http://schemas.openxmlformats.org/drawingml/2006/main" xmlns:pic="http://schemas.openxmlformats.org/drawingml/2006/picture" xmlns:wp="http://schemas.openxmlformats.org/drawingml/2006/wordprocessingDrawing">
   <w:body>
-    <w:bookmarkStart w:id="30" w:name="프로젝트-벨카-정본-기준표"/>
+    <w:bookmarkStart w:id="31" w:name="프로젝트-벨카-정본-기준표"/>
     <w:p>
       <w:pPr>
         <w:pStyle w:val="Heading1"/>
@@ -1745,7 +1745,7 @@
       </w:r>
     </w:p>
     <w:bookmarkEnd w:id="26"/>
-    <w:bookmarkStart w:id="27" w:name="X38e01eb7e31a0d529486942e869a7fa90d4c7e8"/>
+    <w:bookmarkStart w:id="28" w:name="X38e01eb7e31a0d529486942e869a7fa90d4c7e8"/>
     <w:p>
       <w:pPr>
         <w:pStyle w:val="Heading2"/>
@@ -1837,11 +1837,272 @@
         <w:pStyle w:val="Compact"/>
       </w:pPr>
       <w:r>
-        <w:t xml:space="preserve">오염된 규칙은 개체나 공간이 위 문서들의 양식을 흉내 내거나 원문을 변조해 만든다.</w:t>
+        <w:t xml:space="preserve">괴이 공간이 스스로 규칙서를 만들어내지는 않는다.</w:t>
+      </w:r>
+      <w:r>
+        <w:t xml:space="preserve"> </w:t>
+      </w:r>
+      <w:r>
+        <w:rPr>
+          <w:bCs/>
+          <w:b/>
+        </w:rPr>
+        <w:t xml:space="preserve">오염된 규칙은 위 문서들(위장 규칙서, 협회용 보고서, 생존자 메모)이 개체나 공간의 영향으로 변조된 것</w:t>
+      </w:r>
+      <w:r>
+        <w:t xml:space="preserve">이다. 문장이 바뀌거나, 조항이 지워지거나 덧붙거나, 손글씨·붉은 글씨로 덧씌워지는 형태로 나타난다.</w:t>
+      </w:r>
+    </w:p>
+    <w:bookmarkStart w:id="27" w:name="X26b758984005b26881800ea4419c8807382493e"/>
+    <w:p>
+      <w:pPr>
+        <w:pStyle w:val="Heading3"/>
+      </w:pPr>
+      <w:r>
+        <w:t xml:space="preserve">7-1. 오염의 진행</w:t>
+      </w:r>
+    </w:p>
+    <w:p>
+      <w:pPr>
+        <w:pStyle w:val="FirstParagraph"/>
+      </w:pPr>
+      <w:r>
+        <w:t xml:space="preserve">오염은 게임 전체에 걸쳐 단계적으로 심해지며, 후반부 난이도와 공포를 끌어올리는 핵심 축이다.</w:t>
+      </w:r>
+    </w:p>
+    <w:tbl>
+      <w:tblPr>
+        <w:tblStyle w:val="Table"/>
+        <w:tblW w:type="auto" w:w="0"/>
+        <w:tblLook w:firstRow="1" w:lastRow="0" w:firstColumn="0" w:lastColumn="0" w:noHBand="0" w:noVBand="0" w:val="0020"/>
+        <w:jc w:val="start"/>
+      </w:tblPr>
+      <w:tblGrid>
+        <w:gridCol w:w="2640"/>
+        <w:gridCol w:w="2640"/>
+        <w:gridCol w:w="2640"/>
+      </w:tblGrid>
+      <w:tr>
+        <w:trPr>
+          <w:tblHeader w:val="true"/>
+        </w:trPr>
+        <w:tc>
+          <w:tcPr/>
+          <w:p>
+            <w:pPr>
+              <w:pStyle w:val="Compact"/>
+              <w:jc w:val="left"/>
+            </w:pPr>
+            <w:r>
+              <w:t xml:space="preserve">단계</w:t>
+            </w:r>
+          </w:p>
+        </w:tc>
+        <w:tc>
+          <w:tcPr/>
+          <w:p>
+            <w:pPr>
+              <w:pStyle w:val="Compact"/>
+              <w:jc w:val="left"/>
+            </w:pPr>
+            <w:r>
+              <w:t xml:space="preserve">구간</w:t>
+            </w:r>
+          </w:p>
+        </w:tc>
+        <w:tc>
+          <w:tcPr/>
+          <w:p>
+            <w:pPr>
+              <w:pStyle w:val="Compact"/>
+              <w:jc w:val="left"/>
+            </w:pPr>
+            <w:r>
+              <w:t xml:space="preserve">오염 양상</w:t>
+            </w:r>
+          </w:p>
+        </w:tc>
+      </w:tr>
+      <w:tr>
+        <w:tc>
+          <w:tcPr/>
+          <w:p>
+            <w:pPr>
+              <w:pStyle w:val="Compact"/>
+              <w:jc w:val="left"/>
+            </w:pPr>
+            <w:r>
+              <w:t xml:space="preserve">1</w:t>
+            </w:r>
+          </w:p>
+        </w:tc>
+        <w:tc>
+          <w:tcPr/>
+          <w:p>
+            <w:pPr>
+              <w:pStyle w:val="Compact"/>
+              <w:jc w:val="left"/>
+            </w:pPr>
+            <w:r>
+              <w:t xml:space="preserve">초반 (학교)</w:t>
+            </w:r>
+          </w:p>
+        </w:tc>
+        <w:tc>
+          <w:tcPr/>
+          <w:p>
+            <w:pPr>
+              <w:pStyle w:val="Compact"/>
+              <w:jc w:val="left"/>
+            </w:pPr>
+            <w:r>
+              <w:t xml:space="preserve">오염 최소. 생존자용 규칙서는 대부분 정상이며, 오염 조항은 판별 단서가 뚜렷하다.</w:t>
+            </w:r>
+          </w:p>
+        </w:tc>
+      </w:tr>
+      <w:tr>
+        <w:tc>
+          <w:tcPr/>
+          <w:p>
+            <w:pPr>
+              <w:pStyle w:val="Compact"/>
+              <w:jc w:val="left"/>
+            </w:pPr>
+            <w:r>
+              <w:t xml:space="preserve">2</w:t>
+            </w:r>
+          </w:p>
+        </w:tc>
+        <w:tc>
+          <w:tcPr/>
+          <w:p>
+            <w:pPr>
+              <w:pStyle w:val="Compact"/>
+              <w:jc w:val="left"/>
+            </w:pPr>
+            <w:r>
+              <w:t xml:space="preserve">중반</w:t>
+            </w:r>
+          </w:p>
+        </w:tc>
+        <w:tc>
+          <w:tcPr/>
+          <w:p>
+            <w:pPr>
+              <w:pStyle w:val="Compact"/>
+              <w:jc w:val="left"/>
+            </w:pPr>
+            <w:r>
+              <w:t xml:space="preserve">현장에 비치된 기존 수칙서의 일부 조항이 누락·변조된다. 같은 수칙서의 정상본과 오염본이 함께 발견된다.</w:t>
+            </w:r>
+          </w:p>
+        </w:tc>
+      </w:tr>
+      <w:tr>
+        <w:tc>
+          <w:tcPr/>
+          <w:p>
+            <w:pPr>
+              <w:pStyle w:val="Compact"/>
+              <w:jc w:val="left"/>
+            </w:pPr>
+            <w:r>
+              <w:t xml:space="preserve">3</w:t>
+            </w:r>
+          </w:p>
+        </w:tc>
+        <w:tc>
+          <w:tcPr/>
+          <w:p>
+            <w:pPr>
+              <w:pStyle w:val="Compact"/>
+              <w:jc w:val="left"/>
+            </w:pPr>
+            <w:r>
+              <w:t xml:space="preserve">후반</w:t>
+            </w:r>
+          </w:p>
+        </w:tc>
+        <w:tc>
+          <w:tcPr/>
+          <w:p>
+            <w:pPr>
+              <w:pStyle w:val="Compact"/>
+              <w:jc w:val="left"/>
+            </w:pPr>
+            <w:r>
+              <w:t xml:space="preserve">오염된 조항의 비율이 늘고 판별 단서가 미묘해진다. 수칙서를 믿고 움직인 생존자의 생존율이 눈에 띄게 떨어진다. 협회용 보고서와 내부 코멘트까지 변조되기 시작한다.</w:t>
+            </w:r>
+          </w:p>
+        </w:tc>
+      </w:tr>
+      <w:tr>
+        <w:tc>
+          <w:tcPr/>
+          <w:p>
+            <w:pPr>
+              <w:pStyle w:val="Compact"/>
+              <w:jc w:val="left"/>
+            </w:pPr>
+            <w:r>
+              <w:t xml:space="preserve">4</w:t>
+            </w:r>
+          </w:p>
+        </w:tc>
+        <w:tc>
+          <w:tcPr/>
+          <w:p>
+            <w:pPr>
+              <w:pStyle w:val="Compact"/>
+              <w:jc w:val="left"/>
+            </w:pPr>
+            <w:r>
+              <w:t xml:space="preserve">최종</w:t>
+            </w:r>
+          </w:p>
+        </w:tc>
+        <w:tc>
+          <w:tcPr/>
+          <w:p>
+            <w:pPr>
+              <w:pStyle w:val="Compact"/>
+              <w:jc w:val="left"/>
+            </w:pPr>
+            <w:r>
+              <w:t xml:space="preserve">안전구역인 협회 본부(세이프 하우스) 안에 보관된 규칙서 원본과 보고서까지 오염된다. 플레이어가 지금까지 확정한 규칙의 진위도 다시 흔들린다.</w:t>
+            </w:r>
+          </w:p>
+        </w:tc>
+      </w:tr>
+    </w:tbl>
+    <w:p>
+      <w:pPr>
+        <w:numPr>
+          <w:ilvl w:val="0"/>
+          <w:numId w:val="1007"/>
+        </w:numPr>
+        <w:pStyle w:val="Compact"/>
+      </w:pPr>
+      <w:r>
+        <w:t xml:space="preserve">오염이 진행될수록 협회가 배포한 수칙서가 오히려 생존자를 위험으로 이끄는 일이 늘어나며, 이는 협회 내부 갈등과 신뢰 문제로 이어진다.</w:t>
+      </w:r>
+    </w:p>
+    <w:p>
+      <w:pPr>
+        <w:numPr>
+          <w:ilvl w:val="0"/>
+          <w:numId w:val="1007"/>
+        </w:numPr>
+        <w:pStyle w:val="Compact"/>
+      </w:pPr>
+      <w:r>
+        <w:t xml:space="preserve">본부 오염은 후반부 서사 사건으로 공개한다. 그 전까지 세이프 하우스의 간접 현상(8장)은 오염의 전조로 배치한다.</w:t>
       </w:r>
     </w:p>
     <w:bookmarkEnd w:id="27"/>
-    <w:bookmarkStart w:id="28" w:name="X8564e835d5a036381af9356a80adfb025308362"/>
+    <w:bookmarkEnd w:id="28"/>
+    <w:bookmarkStart w:id="29" w:name="X8564e835d5a036381af9356a80adfb025308362"/>
     <w:p>
       <w:pPr>
         <w:pStyle w:val="Heading2"/>
@@ -1855,11 +2116,11 @@
         <w:pStyle w:val="FirstParagraph"/>
       </w:pPr>
       <w:r>
-        <w:t xml:space="preserve">세이프 하우스에서는 개체의 직접 출현과 물리적 침입이 억제된다. 그러나 기록 오염, 환청, 기억 변질, 장비 이상 같은 간접적인 괴이 현상까지 완전히 차단되지는 않는다.</w:t>
-      </w:r>
-    </w:p>
-    <w:bookmarkEnd w:id="28"/>
-    <w:bookmarkStart w:id="29" w:name="Xc193bd9699f541bf168d4ced6d51137c9e8d8e8"/>
+        <w:t xml:space="preserve">세이프 하우스에서는 개체의 직접 출현과 물리적 침입이 억제된다. 그러나 기록 오염, 환청, 기억 변질, 장비 이상 같은 간접적인 괴이 현상까지 완전히 차단되지는 않는다. 이 간접 현상은 후반부로 갈수록 심해지며, 최종적으로 본부에 보관된 규칙서와 보고서까지 오염된다(7-1).</w:t>
+      </w:r>
+    </w:p>
+    <w:bookmarkEnd w:id="29"/>
+    <w:bookmarkStart w:id="30" w:name="Xc193bd9699f541bf168d4ced6d51137c9e8d8e8"/>
     <w:p>
       <w:pPr>
         <w:pStyle w:val="Heading2"/>
@@ -1902,8 +2163,8 @@
         <w:t xml:space="preserve">산속 별장, 오래된 여관, 도심 폐건물은 폐기되었고 장례식장은 절 챕터의 서브 요소로 흡수되었다. 게임 소개나 개발 범위에서는 확정 맵으로 세지 않는다.</w:t>
       </w:r>
     </w:p>
-    <w:bookmarkEnd w:id="29"/>
     <w:bookmarkEnd w:id="30"/>
+    <w:bookmarkEnd w:id="31"/>
     <w:sectPr>
       <w:pgSz w:h="16838" w:orient="portrait" w:w="11906"/>
       <w:pgMar w:bottom="1440" w:footer="708" w:gutter="0" w:header="708" w:left="1440" w:right="1440" w:top="1440"/>
@@ -2413,6 +2674,9 @@
   <w:num w:numId="1006">
     <w:abstractNumId w:val="991"/>
   </w:num>
+  <w:num w:numId="1007">
+    <w:abstractNumId w:val="991"/>
+  </w:num>
 </w:numbering>
 </file>
 
@@ -2580,6 +2844,240 @@
       <w:sz w:val="20"/>
       <w:szCs w:val="20"/>
     </w:rPr>
+  </w:style>
+  <w:style w:customStyle="1" w:styleId="SourceCode" w:type="paragraph">
+    <w:name w:val="Source Code"/>
+    <w:basedOn w:val="Normal"/>
+    <w:link w:val="VerbatimChar"/>
+    <w:pPr>
+      <w:wordWrap w:val="off"/>
+    </w:pPr>
+  </w:style>
+  <w:style w:customStyle="1" w:styleId="KeywordTok" w:type="character">
+    <w:name w:val="KeywordTok"/>
+    <w:basedOn w:val="VerbatimChar"/>
+    <w:rPr>
+      <w:color w:val="007020"/>
+      <w:b/>
+    </w:rPr>
+  </w:style>
+  <w:style w:customStyle="1" w:styleId="DataTypeTok" w:type="character">
+    <w:name w:val="DataTypeTok"/>
+    <w:basedOn w:val="VerbatimChar"/>
+    <w:rPr>
+      <w:color w:val="902000"/>
+    </w:rPr>
+  </w:style>
+  <w:style w:customStyle="1" w:styleId="DecValTok" w:type="character">
+    <w:name w:val="DecValTok"/>
+    <w:basedOn w:val="VerbatimChar"/>
+    <w:rPr>
+      <w:color w:val="40a070"/>
+    </w:rPr>
+  </w:style>
+  <w:style w:customStyle="1" w:styleId="BaseNTok" w:type="character">
+    <w:name w:val="BaseNTok"/>
+    <w:basedOn w:val="VerbatimChar"/>
+    <w:rPr>
+      <w:color w:val="40a070"/>
+    </w:rPr>
+  </w:style>
+  <w:style w:customStyle="1" w:styleId="FloatTok" w:type="character">
+    <w:name w:val="FloatTok"/>
+    <w:basedOn w:val="VerbatimChar"/>
+    <w:rPr>
+      <w:color w:val="40a070"/>
+    </w:rPr>
+  </w:style>
+  <w:style w:customStyle="1" w:styleId="ConstantTok" w:type="character">
+    <w:name w:val="ConstantTok"/>
+    <w:basedOn w:val="VerbatimChar"/>
+    <w:rPr>
+      <w:color w:val="880000"/>
+    </w:rPr>
+  </w:style>
+  <w:style w:customStyle="1" w:styleId="CharTok" w:type="character">
+    <w:name w:val="CharTok"/>
+    <w:basedOn w:val="VerbatimChar"/>
+    <w:rPr>
+      <w:color w:val="4070a0"/>
+    </w:rPr>
+  </w:style>
+  <w:style w:customStyle="1" w:styleId="SpecialCharTok" w:type="character">
+    <w:name w:val="SpecialCharTok"/>
+    <w:basedOn w:val="VerbatimChar"/>
+    <w:rPr>
+      <w:color w:val="4070a0"/>
+    </w:rPr>
+  </w:style>
+  <w:style w:customStyle="1" w:styleId="StringTok" w:type="character">
+    <w:name w:val="StringTok"/>
+    <w:basedOn w:val="VerbatimChar"/>
+    <w:rPr>
+      <w:color w:val="4070a0"/>
+    </w:rPr>
+  </w:style>
+  <w:style w:customStyle="1" w:styleId="VerbatimStringTok" w:type="character">
+    <w:name w:val="VerbatimStringTok"/>
+    <w:basedOn w:val="VerbatimChar"/>
+    <w:rPr>
+      <w:color w:val="4070a0"/>
+    </w:rPr>
+  </w:style>
+  <w:style w:customStyle="1" w:styleId="SpecialStringTok" w:type="character">
+    <w:name w:val="SpecialStringTok"/>
+    <w:basedOn w:val="VerbatimChar"/>
+    <w:rPr>
+      <w:color w:val="bb6688"/>
+    </w:rPr>
+  </w:style>
+  <w:style w:customStyle="1" w:styleId="ImportTok" w:type="character">
+    <w:name w:val="ImportTok"/>
+    <w:basedOn w:val="VerbatimChar"/>
+    <w:rPr>
+      <w:color w:val="008000"/>
+      <w:b/>
+    </w:rPr>
+  </w:style>
+  <w:style w:customStyle="1" w:styleId="CommentTok" w:type="character">
+    <w:name w:val="CommentTok"/>
+    <w:basedOn w:val="VerbatimChar"/>
+    <w:rPr>
+      <w:color w:val="60a0b0"/>
+      <w:i/>
+    </w:rPr>
+  </w:style>
+  <w:style w:customStyle="1" w:styleId="DocumentationTok" w:type="character">
+    <w:name w:val="DocumentationTok"/>
+    <w:basedOn w:val="VerbatimChar"/>
+    <w:rPr>
+      <w:color w:val="ba2121"/>
+      <w:i/>
+    </w:rPr>
+  </w:style>
+  <w:style w:customStyle="1" w:styleId="AnnotationTok" w:type="character">
+    <w:name w:val="AnnotationTok"/>
+    <w:basedOn w:val="VerbatimChar"/>
+    <w:rPr>
+      <w:color w:val="60a0b0"/>
+      <w:b/>
+      <w:i/>
+    </w:rPr>
+  </w:style>
+  <w:style w:customStyle="1" w:styleId="CommentVarTok" w:type="character">
+    <w:name w:val="CommentVarTok"/>
+    <w:basedOn w:val="VerbatimChar"/>
+    <w:rPr>
+      <w:color w:val="60a0b0"/>
+      <w:b/>
+      <w:i/>
+    </w:rPr>
+  </w:style>
+  <w:style w:customStyle="1" w:styleId="OtherTok" w:type="character">
+    <w:name w:val="OtherTok"/>
+    <w:basedOn w:val="VerbatimChar"/>
+    <w:rPr>
+      <w:color w:val="007020"/>
+    </w:rPr>
+  </w:style>
+  <w:style w:customStyle="1" w:styleId="FunctionTok" w:type="character">
+    <w:name w:val="FunctionTok"/>
+    <w:basedOn w:val="VerbatimChar"/>
+    <w:rPr>
+      <w:color w:val="06287e"/>
+    </w:rPr>
+  </w:style>
+  <w:style w:customStyle="1" w:styleId="VariableTok" w:type="character">
+    <w:name w:val="VariableTok"/>
+    <w:basedOn w:val="VerbatimChar"/>
+    <w:rPr>
+      <w:color w:val="19177c"/>
+    </w:rPr>
+  </w:style>
+  <w:style w:customStyle="1" w:styleId="ControlFlowTok" w:type="character">
+    <w:name w:val="ControlFlowTok"/>
+    <w:basedOn w:val="VerbatimChar"/>
+    <w:rPr>
+      <w:color w:val="007020"/>
+      <w:b/>
+    </w:rPr>
+  </w:style>
+  <w:style w:customStyle="1" w:styleId="OperatorTok" w:type="character">
+    <w:name w:val="OperatorTok"/>
+    <w:basedOn w:val="VerbatimChar"/>
+    <w:rPr>
+      <w:color w:val="666666"/>
+    </w:rPr>
+  </w:style>
+  <w:style w:customStyle="1" w:styleId="BuiltInTok" w:type="character">
+    <w:name w:val="BuiltInTok"/>
+    <w:basedOn w:val="VerbatimChar"/>
+    <w:rPr>
+      <w:color w:val="008000"/>
+    </w:rPr>
+  </w:style>
+  <w:style w:customStyle="1" w:styleId="ExtensionTok" w:type="character">
+    <w:name w:val="ExtensionTok"/>
+    <w:basedOn w:val="VerbatimChar"/>
+    <w:rPr/>
+  </w:style>
+  <w:style w:customStyle="1" w:styleId="PreprocessorTok" w:type="character">
+    <w:name w:val="PreprocessorTok"/>
+    <w:basedOn w:val="VerbatimChar"/>
+    <w:rPr>
+      <w:color w:val="bc7a00"/>
+    </w:rPr>
+  </w:style>
+  <w:style w:customStyle="1" w:styleId="AttributeTok" w:type="character">
+    <w:name w:val="AttributeTok"/>
+    <w:basedOn w:val="VerbatimChar"/>
+    <w:rPr>
+      <w:color w:val="7d9029"/>
+    </w:rPr>
+  </w:style>
+  <w:style w:customStyle="1" w:styleId="RegionMarkerTok" w:type="character">
+    <w:name w:val="RegionMarkerTok"/>
+    <w:basedOn w:val="VerbatimChar"/>
+    <w:rPr/>
+  </w:style>
+  <w:style w:customStyle="1" w:styleId="InformationTok" w:type="character">
+    <w:name w:val="InformationTok"/>
+    <w:basedOn w:val="VerbatimChar"/>
+    <w:rPr>
+      <w:color w:val="60a0b0"/>
+      <w:b/>
+      <w:i/>
+    </w:rPr>
+  </w:style>
+  <w:style w:customStyle="1" w:styleId="WarningTok" w:type="character">
+    <w:name w:val="WarningTok"/>
+    <w:basedOn w:val="VerbatimChar"/>
+    <w:rPr>
+      <w:color w:val="60a0b0"/>
+      <w:b/>
+      <w:i/>
+    </w:rPr>
+  </w:style>
+  <w:style w:customStyle="1" w:styleId="AlertTok" w:type="character">
+    <w:name w:val="AlertTok"/>
+    <w:basedOn w:val="VerbatimChar"/>
+    <w:rPr>
+      <w:color w:val="ff0000"/>
+      <w:b/>
+    </w:rPr>
+  </w:style>
+  <w:style w:customStyle="1" w:styleId="ErrorTok" w:type="character">
+    <w:name w:val="ErrorTok"/>
+    <w:basedOn w:val="VerbatimChar"/>
+    <w:rPr>
+      <w:color w:val="ff0000"/>
+      <w:b/>
+    </w:rPr>
+  </w:style>
+  <w:style w:customStyle="1" w:styleId="NormalTok" w:type="character">
+    <w:name w:val="NormalTok"/>
+    <w:basedOn w:val="VerbatimChar"/>
+    <w:rPr/>
   </w:style>
   <w:style w:type="paragraph" w:customStyle="1" w:styleId="SourceCode">
     <w:name w:val="Source Code"/>

--- a/기획서/02. 세계관 및 설정/공식_설정.docx
+++ b/기획서/02. 세계관 및 설정/공식_설정.docx
@@ -1294,7 +1294,23 @@
         <w:pStyle w:val="Compact"/>
       </w:pPr>
       <w:r>
-        <w:t xml:space="preserve">정식 UI에는 숫자로 노출하지 않고, 대사 톤·호칭·자동 대화 내용 변화로 간접 표현한다.</w:t>
+        <w:t xml:space="preserve">신뢰도는</w:t>
+      </w:r>
+      <w:r>
+        <w:t xml:space="preserve"> </w:t>
+      </w:r>
+      <w:r>
+        <w:rPr>
+          <w:bCs/>
+          <w:b/>
+        </w:rPr>
+        <w:t xml:space="preserve">대사로만</w:t>
+      </w:r>
+      <w:r>
+        <w:t xml:space="preserve"> </w:t>
+      </w:r>
+      <w:r>
+        <w:t xml:space="preserve">드러낸다. 숫자, 게이지, 아이콘, 색상 변화 등 UI 요소로는 표시하지 않고, 대사의 톤·호칭·자동 대화 내용이 달라지는 것으로만 플레이어가 느끼게 한다.</w:t>
       </w:r>
     </w:p>
     <w:p>
@@ -2844,6 +2860,240 @@
       <w:sz w:val="20"/>
       <w:szCs w:val="20"/>
     </w:rPr>
+  </w:style>
+  <w:style w:customStyle="1" w:styleId="SourceCode" w:type="paragraph">
+    <w:name w:val="Source Code"/>
+    <w:basedOn w:val="Normal"/>
+    <w:link w:val="VerbatimChar"/>
+    <w:pPr>
+      <w:wordWrap w:val="off"/>
+    </w:pPr>
+  </w:style>
+  <w:style w:customStyle="1" w:styleId="KeywordTok" w:type="character">
+    <w:name w:val="KeywordTok"/>
+    <w:basedOn w:val="VerbatimChar"/>
+    <w:rPr>
+      <w:color w:val="007020"/>
+      <w:b/>
+    </w:rPr>
+  </w:style>
+  <w:style w:customStyle="1" w:styleId="DataTypeTok" w:type="character">
+    <w:name w:val="DataTypeTok"/>
+    <w:basedOn w:val="VerbatimChar"/>
+    <w:rPr>
+      <w:color w:val="902000"/>
+    </w:rPr>
+  </w:style>
+  <w:style w:customStyle="1" w:styleId="DecValTok" w:type="character">
+    <w:name w:val="DecValTok"/>
+    <w:basedOn w:val="VerbatimChar"/>
+    <w:rPr>
+      <w:color w:val="40a070"/>
+    </w:rPr>
+  </w:style>
+  <w:style w:customStyle="1" w:styleId="BaseNTok" w:type="character">
+    <w:name w:val="BaseNTok"/>
+    <w:basedOn w:val="VerbatimChar"/>
+    <w:rPr>
+      <w:color w:val="40a070"/>
+    </w:rPr>
+  </w:style>
+  <w:style w:customStyle="1" w:styleId="FloatTok" w:type="character">
+    <w:name w:val="FloatTok"/>
+    <w:basedOn w:val="VerbatimChar"/>
+    <w:rPr>
+      <w:color w:val="40a070"/>
+    </w:rPr>
+  </w:style>
+  <w:style w:customStyle="1" w:styleId="ConstantTok" w:type="character">
+    <w:name w:val="ConstantTok"/>
+    <w:basedOn w:val="VerbatimChar"/>
+    <w:rPr>
+      <w:color w:val="880000"/>
+    </w:rPr>
+  </w:style>
+  <w:style w:customStyle="1" w:styleId="CharTok" w:type="character">
+    <w:name w:val="CharTok"/>
+    <w:basedOn w:val="VerbatimChar"/>
+    <w:rPr>
+      <w:color w:val="4070a0"/>
+    </w:rPr>
+  </w:style>
+  <w:style w:customStyle="1" w:styleId="SpecialCharTok" w:type="character">
+    <w:name w:val="SpecialCharTok"/>
+    <w:basedOn w:val="VerbatimChar"/>
+    <w:rPr>
+      <w:color w:val="4070a0"/>
+    </w:rPr>
+  </w:style>
+  <w:style w:customStyle="1" w:styleId="StringTok" w:type="character">
+    <w:name w:val="StringTok"/>
+    <w:basedOn w:val="VerbatimChar"/>
+    <w:rPr>
+      <w:color w:val="4070a0"/>
+    </w:rPr>
+  </w:style>
+  <w:style w:customStyle="1" w:styleId="VerbatimStringTok" w:type="character">
+    <w:name w:val="VerbatimStringTok"/>
+    <w:basedOn w:val="VerbatimChar"/>
+    <w:rPr>
+      <w:color w:val="4070a0"/>
+    </w:rPr>
+  </w:style>
+  <w:style w:customStyle="1" w:styleId="SpecialStringTok" w:type="character">
+    <w:name w:val="SpecialStringTok"/>
+    <w:basedOn w:val="VerbatimChar"/>
+    <w:rPr>
+      <w:color w:val="bb6688"/>
+    </w:rPr>
+  </w:style>
+  <w:style w:customStyle="1" w:styleId="ImportTok" w:type="character">
+    <w:name w:val="ImportTok"/>
+    <w:basedOn w:val="VerbatimChar"/>
+    <w:rPr>
+      <w:color w:val="008000"/>
+      <w:b/>
+    </w:rPr>
+  </w:style>
+  <w:style w:customStyle="1" w:styleId="CommentTok" w:type="character">
+    <w:name w:val="CommentTok"/>
+    <w:basedOn w:val="VerbatimChar"/>
+    <w:rPr>
+      <w:color w:val="60a0b0"/>
+      <w:i/>
+    </w:rPr>
+  </w:style>
+  <w:style w:customStyle="1" w:styleId="DocumentationTok" w:type="character">
+    <w:name w:val="DocumentationTok"/>
+    <w:basedOn w:val="VerbatimChar"/>
+    <w:rPr>
+      <w:color w:val="ba2121"/>
+      <w:i/>
+    </w:rPr>
+  </w:style>
+  <w:style w:customStyle="1" w:styleId="AnnotationTok" w:type="character">
+    <w:name w:val="AnnotationTok"/>
+    <w:basedOn w:val="VerbatimChar"/>
+    <w:rPr>
+      <w:color w:val="60a0b0"/>
+      <w:b/>
+      <w:i/>
+    </w:rPr>
+  </w:style>
+  <w:style w:customStyle="1" w:styleId="CommentVarTok" w:type="character">
+    <w:name w:val="CommentVarTok"/>
+    <w:basedOn w:val="VerbatimChar"/>
+    <w:rPr>
+      <w:color w:val="60a0b0"/>
+      <w:b/>
+      <w:i/>
+    </w:rPr>
+  </w:style>
+  <w:style w:customStyle="1" w:styleId="OtherTok" w:type="character">
+    <w:name w:val="OtherTok"/>
+    <w:basedOn w:val="VerbatimChar"/>
+    <w:rPr>
+      <w:color w:val="007020"/>
+    </w:rPr>
+  </w:style>
+  <w:style w:customStyle="1" w:styleId="FunctionTok" w:type="character">
+    <w:name w:val="FunctionTok"/>
+    <w:basedOn w:val="VerbatimChar"/>
+    <w:rPr>
+      <w:color w:val="06287e"/>
+    </w:rPr>
+  </w:style>
+  <w:style w:customStyle="1" w:styleId="VariableTok" w:type="character">
+    <w:name w:val="VariableTok"/>
+    <w:basedOn w:val="VerbatimChar"/>
+    <w:rPr>
+      <w:color w:val="19177c"/>
+    </w:rPr>
+  </w:style>
+  <w:style w:customStyle="1" w:styleId="ControlFlowTok" w:type="character">
+    <w:name w:val="ControlFlowTok"/>
+    <w:basedOn w:val="VerbatimChar"/>
+    <w:rPr>
+      <w:color w:val="007020"/>
+      <w:b/>
+    </w:rPr>
+  </w:style>
+  <w:style w:customStyle="1" w:styleId="OperatorTok" w:type="character">
+    <w:name w:val="OperatorTok"/>
+    <w:basedOn w:val="VerbatimChar"/>
+    <w:rPr>
+      <w:color w:val="666666"/>
+    </w:rPr>
+  </w:style>
+  <w:style w:customStyle="1" w:styleId="BuiltInTok" w:type="character">
+    <w:name w:val="BuiltInTok"/>
+    <w:basedOn w:val="VerbatimChar"/>
+    <w:rPr>
+      <w:color w:val="008000"/>
+    </w:rPr>
+  </w:style>
+  <w:style w:customStyle="1" w:styleId="ExtensionTok" w:type="character">
+    <w:name w:val="ExtensionTok"/>
+    <w:basedOn w:val="VerbatimChar"/>
+    <w:rPr/>
+  </w:style>
+  <w:style w:customStyle="1" w:styleId="PreprocessorTok" w:type="character">
+    <w:name w:val="PreprocessorTok"/>
+    <w:basedOn w:val="VerbatimChar"/>
+    <w:rPr>
+      <w:color w:val="bc7a00"/>
+    </w:rPr>
+  </w:style>
+  <w:style w:customStyle="1" w:styleId="AttributeTok" w:type="character">
+    <w:name w:val="AttributeTok"/>
+    <w:basedOn w:val="VerbatimChar"/>
+    <w:rPr>
+      <w:color w:val="7d9029"/>
+    </w:rPr>
+  </w:style>
+  <w:style w:customStyle="1" w:styleId="RegionMarkerTok" w:type="character">
+    <w:name w:val="RegionMarkerTok"/>
+    <w:basedOn w:val="VerbatimChar"/>
+    <w:rPr/>
+  </w:style>
+  <w:style w:customStyle="1" w:styleId="InformationTok" w:type="character">
+    <w:name w:val="InformationTok"/>
+    <w:basedOn w:val="VerbatimChar"/>
+    <w:rPr>
+      <w:color w:val="60a0b0"/>
+      <w:b/>
+      <w:i/>
+    </w:rPr>
+  </w:style>
+  <w:style w:customStyle="1" w:styleId="WarningTok" w:type="character">
+    <w:name w:val="WarningTok"/>
+    <w:basedOn w:val="VerbatimChar"/>
+    <w:rPr>
+      <w:color w:val="60a0b0"/>
+      <w:b/>
+      <w:i/>
+    </w:rPr>
+  </w:style>
+  <w:style w:customStyle="1" w:styleId="AlertTok" w:type="character">
+    <w:name w:val="AlertTok"/>
+    <w:basedOn w:val="VerbatimChar"/>
+    <w:rPr>
+      <w:color w:val="ff0000"/>
+      <w:b/>
+    </w:rPr>
+  </w:style>
+  <w:style w:customStyle="1" w:styleId="ErrorTok" w:type="character">
+    <w:name w:val="ErrorTok"/>
+    <w:basedOn w:val="VerbatimChar"/>
+    <w:rPr>
+      <w:color w:val="ff0000"/>
+      <w:b/>
+    </w:rPr>
+  </w:style>
+  <w:style w:customStyle="1" w:styleId="NormalTok" w:type="character">
+    <w:name w:val="NormalTok"/>
+    <w:basedOn w:val="VerbatimChar"/>
+    <w:rPr/>
   </w:style>
   <w:style w:customStyle="1" w:styleId="SourceCode" w:type="paragraph">
     <w:name w:val="Source Code"/>

--- a/기획서/02. 세계관 및 설정/공식_설정.docx
+++ b/기획서/02. 세계관 및 설정/공식_설정.docx
@@ -1322,7 +1322,7 @@
         <w:pStyle w:val="Compact"/>
       </w:pPr>
       <w:r>
-        <w:t xml:space="preserve">현재 프로토타입 HUD의</w:t>
+        <w:t xml:space="preserve">프로토타입 HUD의</w:t>
       </w:r>
       <w:r>
         <w:t xml:space="preserve"> </w:t>
@@ -1337,7 +1337,7 @@
         <w:t xml:space="preserve"> </w:t>
       </w:r>
       <w:r>
-        <w:t xml:space="preserve">표시는 테스트용이며 정식 UI가 아니다.</w:t>
+        <w:t xml:space="preserve">라벨은 디버그 전용이다. 기본으로 숨겨져 있고, 디버그 빌드에서 F9로만 켜고 끌 수 있다. 정식 UI가 아니다.</w:t>
       </w:r>
     </w:p>
     <w:p>
@@ -2860,6 +2860,240 @@
       <w:sz w:val="20"/>
       <w:szCs w:val="20"/>
     </w:rPr>
+  </w:style>
+  <w:style w:customStyle="1" w:styleId="SourceCode" w:type="paragraph">
+    <w:name w:val="Source Code"/>
+    <w:basedOn w:val="Normal"/>
+    <w:link w:val="VerbatimChar"/>
+    <w:pPr>
+      <w:wordWrap w:val="off"/>
+    </w:pPr>
+  </w:style>
+  <w:style w:customStyle="1" w:styleId="KeywordTok" w:type="character">
+    <w:name w:val="KeywordTok"/>
+    <w:basedOn w:val="VerbatimChar"/>
+    <w:rPr>
+      <w:color w:val="007020"/>
+      <w:b/>
+    </w:rPr>
+  </w:style>
+  <w:style w:customStyle="1" w:styleId="DataTypeTok" w:type="character">
+    <w:name w:val="DataTypeTok"/>
+    <w:basedOn w:val="VerbatimChar"/>
+    <w:rPr>
+      <w:color w:val="902000"/>
+    </w:rPr>
+  </w:style>
+  <w:style w:customStyle="1" w:styleId="DecValTok" w:type="character">
+    <w:name w:val="DecValTok"/>
+    <w:basedOn w:val="VerbatimChar"/>
+    <w:rPr>
+      <w:color w:val="40a070"/>
+    </w:rPr>
+  </w:style>
+  <w:style w:customStyle="1" w:styleId="BaseNTok" w:type="character">
+    <w:name w:val="BaseNTok"/>
+    <w:basedOn w:val="VerbatimChar"/>
+    <w:rPr>
+      <w:color w:val="40a070"/>
+    </w:rPr>
+  </w:style>
+  <w:style w:customStyle="1" w:styleId="FloatTok" w:type="character">
+    <w:name w:val="FloatTok"/>
+    <w:basedOn w:val="VerbatimChar"/>
+    <w:rPr>
+      <w:color w:val="40a070"/>
+    </w:rPr>
+  </w:style>
+  <w:style w:customStyle="1" w:styleId="ConstantTok" w:type="character">
+    <w:name w:val="ConstantTok"/>
+    <w:basedOn w:val="VerbatimChar"/>
+    <w:rPr>
+      <w:color w:val="880000"/>
+    </w:rPr>
+  </w:style>
+  <w:style w:customStyle="1" w:styleId="CharTok" w:type="character">
+    <w:name w:val="CharTok"/>
+    <w:basedOn w:val="VerbatimChar"/>
+    <w:rPr>
+      <w:color w:val="4070a0"/>
+    </w:rPr>
+  </w:style>
+  <w:style w:customStyle="1" w:styleId="SpecialCharTok" w:type="character">
+    <w:name w:val="SpecialCharTok"/>
+    <w:basedOn w:val="VerbatimChar"/>
+    <w:rPr>
+      <w:color w:val="4070a0"/>
+    </w:rPr>
+  </w:style>
+  <w:style w:customStyle="1" w:styleId="StringTok" w:type="character">
+    <w:name w:val="StringTok"/>
+    <w:basedOn w:val="VerbatimChar"/>
+    <w:rPr>
+      <w:color w:val="4070a0"/>
+    </w:rPr>
+  </w:style>
+  <w:style w:customStyle="1" w:styleId="VerbatimStringTok" w:type="character">
+    <w:name w:val="VerbatimStringTok"/>
+    <w:basedOn w:val="VerbatimChar"/>
+    <w:rPr>
+      <w:color w:val="4070a0"/>
+    </w:rPr>
+  </w:style>
+  <w:style w:customStyle="1" w:styleId="SpecialStringTok" w:type="character">
+    <w:name w:val="SpecialStringTok"/>
+    <w:basedOn w:val="VerbatimChar"/>
+    <w:rPr>
+      <w:color w:val="bb6688"/>
+    </w:rPr>
+  </w:style>
+  <w:style w:customStyle="1" w:styleId="ImportTok" w:type="character">
+    <w:name w:val="ImportTok"/>
+    <w:basedOn w:val="VerbatimChar"/>
+    <w:rPr>
+      <w:color w:val="008000"/>
+      <w:b/>
+    </w:rPr>
+  </w:style>
+  <w:style w:customStyle="1" w:styleId="CommentTok" w:type="character">
+    <w:name w:val="CommentTok"/>
+    <w:basedOn w:val="VerbatimChar"/>
+    <w:rPr>
+      <w:color w:val="60a0b0"/>
+      <w:i/>
+    </w:rPr>
+  </w:style>
+  <w:style w:customStyle="1" w:styleId="DocumentationTok" w:type="character">
+    <w:name w:val="DocumentationTok"/>
+    <w:basedOn w:val="VerbatimChar"/>
+    <w:rPr>
+      <w:color w:val="ba2121"/>
+      <w:i/>
+    </w:rPr>
+  </w:style>
+  <w:style w:customStyle="1" w:styleId="AnnotationTok" w:type="character">
+    <w:name w:val="AnnotationTok"/>
+    <w:basedOn w:val="VerbatimChar"/>
+    <w:rPr>
+      <w:color w:val="60a0b0"/>
+      <w:b/>
+      <w:i/>
+    </w:rPr>
+  </w:style>
+  <w:style w:customStyle="1" w:styleId="CommentVarTok" w:type="character">
+    <w:name w:val="CommentVarTok"/>
+    <w:basedOn w:val="VerbatimChar"/>
+    <w:rPr>
+      <w:color w:val="60a0b0"/>
+      <w:b/>
+      <w:i/>
+    </w:rPr>
+  </w:style>
+  <w:style w:customStyle="1" w:styleId="OtherTok" w:type="character">
+    <w:name w:val="OtherTok"/>
+    <w:basedOn w:val="VerbatimChar"/>
+    <w:rPr>
+      <w:color w:val="007020"/>
+    </w:rPr>
+  </w:style>
+  <w:style w:customStyle="1" w:styleId="FunctionTok" w:type="character">
+    <w:name w:val="FunctionTok"/>
+    <w:basedOn w:val="VerbatimChar"/>
+    <w:rPr>
+      <w:color w:val="06287e"/>
+    </w:rPr>
+  </w:style>
+  <w:style w:customStyle="1" w:styleId="VariableTok" w:type="character">
+    <w:name w:val="VariableTok"/>
+    <w:basedOn w:val="VerbatimChar"/>
+    <w:rPr>
+      <w:color w:val="19177c"/>
+    </w:rPr>
+  </w:style>
+  <w:style w:customStyle="1" w:styleId="ControlFlowTok" w:type="character">
+    <w:name w:val="ControlFlowTok"/>
+    <w:basedOn w:val="VerbatimChar"/>
+    <w:rPr>
+      <w:color w:val="007020"/>
+      <w:b/>
+    </w:rPr>
+  </w:style>
+  <w:style w:customStyle="1" w:styleId="OperatorTok" w:type="character">
+    <w:name w:val="OperatorTok"/>
+    <w:basedOn w:val="VerbatimChar"/>
+    <w:rPr>
+      <w:color w:val="666666"/>
+    </w:rPr>
+  </w:style>
+  <w:style w:customStyle="1" w:styleId="BuiltInTok" w:type="character">
+    <w:name w:val="BuiltInTok"/>
+    <w:basedOn w:val="VerbatimChar"/>
+    <w:rPr>
+      <w:color w:val="008000"/>
+    </w:rPr>
+  </w:style>
+  <w:style w:customStyle="1" w:styleId="ExtensionTok" w:type="character">
+    <w:name w:val="ExtensionTok"/>
+    <w:basedOn w:val="VerbatimChar"/>
+    <w:rPr/>
+  </w:style>
+  <w:style w:customStyle="1" w:styleId="PreprocessorTok" w:type="character">
+    <w:name w:val="PreprocessorTok"/>
+    <w:basedOn w:val="VerbatimChar"/>
+    <w:rPr>
+      <w:color w:val="bc7a00"/>
+    </w:rPr>
+  </w:style>
+  <w:style w:customStyle="1" w:styleId="AttributeTok" w:type="character">
+    <w:name w:val="AttributeTok"/>
+    <w:basedOn w:val="VerbatimChar"/>
+    <w:rPr>
+      <w:color w:val="7d9029"/>
+    </w:rPr>
+  </w:style>
+  <w:style w:customStyle="1" w:styleId="RegionMarkerTok" w:type="character">
+    <w:name w:val="RegionMarkerTok"/>
+    <w:basedOn w:val="VerbatimChar"/>
+    <w:rPr/>
+  </w:style>
+  <w:style w:customStyle="1" w:styleId="InformationTok" w:type="character">
+    <w:name w:val="InformationTok"/>
+    <w:basedOn w:val="VerbatimChar"/>
+    <w:rPr>
+      <w:color w:val="60a0b0"/>
+      <w:b/>
+      <w:i/>
+    </w:rPr>
+  </w:style>
+  <w:style w:customStyle="1" w:styleId="WarningTok" w:type="character">
+    <w:name w:val="WarningTok"/>
+    <w:basedOn w:val="VerbatimChar"/>
+    <w:rPr>
+      <w:color w:val="60a0b0"/>
+      <w:b/>
+      <w:i/>
+    </w:rPr>
+  </w:style>
+  <w:style w:customStyle="1" w:styleId="AlertTok" w:type="character">
+    <w:name w:val="AlertTok"/>
+    <w:basedOn w:val="VerbatimChar"/>
+    <w:rPr>
+      <w:color w:val="ff0000"/>
+      <w:b/>
+    </w:rPr>
+  </w:style>
+  <w:style w:customStyle="1" w:styleId="ErrorTok" w:type="character">
+    <w:name w:val="ErrorTok"/>
+    <w:basedOn w:val="VerbatimChar"/>
+    <w:rPr>
+      <w:color w:val="ff0000"/>
+      <w:b/>
+    </w:rPr>
+  </w:style>
+  <w:style w:customStyle="1" w:styleId="NormalTok" w:type="character">
+    <w:name w:val="NormalTok"/>
+    <w:basedOn w:val="VerbatimChar"/>
+    <w:rPr/>
   </w:style>
   <w:style w:customStyle="1" w:styleId="SourceCode" w:type="paragraph">
     <w:name w:val="Source Code"/>
